--- a/00-首页/题组Word/习题书/教师版/第三篇-有机化学/9-杂环化合物与含杂原子有机物.docx
+++ b/00-首页/题组Word/习题书/教师版/第三篇-有机化学/9-杂环化合物与含杂原子有机物.docx
@@ -2,7 +2,7 @@
 <file path=word/document.xml><?xml version="1.0" encoding="utf-8"?>
 <w:document xmlns:w="http://schemas.openxmlformats.org/wordprocessingml/2006/main" xmlns:m="http://schemas.openxmlformats.org/officeDocument/2006/math" xmlns:r="http://schemas.openxmlformats.org/officeDocument/2006/relationships" xmlns:o="urn:schemas-microsoft-com:office:office" xmlns:v="urn:schemas-microsoft-com:vml" xmlns:w10="urn:schemas-microsoft-com:office:word" xmlns:a="http://schemas.openxmlformats.org/drawingml/2006/main" xmlns:pic="http://schemas.openxmlformats.org/drawingml/2006/picture" xmlns:wp="http://schemas.openxmlformats.org/drawingml/2006/wordprocessingDrawing">
   <w:body>
-    <w:bookmarkStart w:id="111" w:name="第-9-章-杂环化合物与含杂原子有机物"/>
+    <w:bookmarkStart w:id="144" w:name="第-9-章-杂环化合物与含杂原子有机物"/>
     <w:p>
       <w:pPr>
         <w:spacing w:after="1800" w:before="1200" w:line="276" w:lineRule="auto"/>
@@ -138,7 +138,7 @@
           <w:color w:val="5B6975"/>
           <w:sz w:val="24"/>
         </w:rPr>
-        <w:t>：9</w:t>
+        <w:t>：10</w:t>
       </w:r>
     </w:p>
     <w:p>
@@ -222,7 +222,7 @@
           <w:color w:val="5B6975"/>
           <w:sz w:val="24"/>
         </w:rPr>
-        <w:t>：2026-09-01</w:t>
+        <w:t>：2026-09-06</w:t>
       </w:r>
     </w:p>
     <w:p>
@@ -8628,7 +8628,7 @@
       </w:r>
     </w:p>
     <w:bookmarkEnd w:id="109"/>
-    <w:bookmarkStart w:id="110" w:name="moxcly化学式推断及滴定方程式第30届初赛"/>
+    <w:bookmarkStart w:id="142" w:name="一分册测试-ch1b-1-高能炸药rdx"/>
     <w:p>
       <w:pPr>
         <w:pStyle w:val="Heading2"/>
@@ -8639,6 +8639,3599 @@
           <w:rFonts w:ascii="Times New Roman" w:hAnsi="Times New Roman" w:eastAsia="Times New Roman" w:cs="Times New Roman"/>
         </w:rPr>
         <w:t xml:space="preserve">9.9 </w:t>
+      </w:r>
+      <w:r>
+        <w:rPr>
+          <w:rFonts w:hint="eastAsia" w:ascii="Times New Roman" w:hAnsi="Times New Roman" w:eastAsia="SimHei" w:cs="Times New Roman"/>
+        </w:rPr>
+        <w:t>一分册测试</w:t>
+      </w:r>
+      <w:r>
+        <w:rPr>
+          <w:rFonts w:hint="eastAsia" w:ascii="Times New Roman" w:hAnsi="Times New Roman" w:eastAsia="Times New Roman" w:cs="Times New Roman"/>
+        </w:rPr>
+        <w:t>-Ch1B-1-</w:t>
+      </w:r>
+      <w:r>
+        <w:rPr>
+          <w:rFonts w:hint="eastAsia" w:ascii="Times New Roman" w:hAnsi="Times New Roman" w:eastAsia="SimHei" w:cs="Times New Roman"/>
+        </w:rPr>
+        <w:t>高能炸药</w:t>
+      </w:r>
+      <w:r>
+        <w:rPr>
+          <w:rFonts w:hint="eastAsia" w:ascii="Times New Roman" w:hAnsi="Times New Roman" w:eastAsia="Times New Roman" w:cs="Times New Roman"/>
+        </w:rPr>
+        <w:t>RDX</w:t>
+      </w:r>
+    </w:p>
+    <w:p>
+      <w:pPr>
+        <w:pStyle w:val="FirstParagraph"/>
+      </w:pPr>
+      <w:r>
+        <w:rPr>
+          <w:rFonts w:hint="eastAsia" w:ascii="Times New Roman" w:hAnsi="Times New Roman" w:eastAsia="FangSong" w:cs="Times New Roman"/>
+        </w:rPr>
+        <w:t xml:space="preserve">某高能炸药</w:t>
+      </w:r>
+      <w:r>
+        <w:rPr>
+          <w:rFonts w:ascii="Times New Roman" w:hAnsi="Times New Roman" w:eastAsia="Times New Roman" w:cs="Times New Roman"/>
+        </w:rPr>
+        <w:t xml:space="preserve"> E </w:t>
+      </w:r>
+      <w:r>
+        <w:rPr>
+          <w:rFonts w:hint="eastAsia" w:ascii="Times New Roman" w:hAnsi="Times New Roman" w:eastAsia="FangSong" w:cs="Times New Roman"/>
+        </w:rPr>
+        <w:t xml:space="preserve">可由</w:t>
+      </w:r>
+      <w:r>
+        <w:rPr>
+          <w:rFonts w:ascii="Times New Roman" w:hAnsi="Times New Roman" w:eastAsia="Times New Roman" w:cs="Times New Roman"/>
+        </w:rPr>
+        <w:t xml:space="preserve"> B </w:t>
+      </w:r>
+      <w:r>
+        <w:rPr>
+          <w:rFonts w:hint="eastAsia" w:ascii="Times New Roman" w:hAnsi="Times New Roman" w:eastAsia="FangSong" w:cs="Times New Roman"/>
+        </w:rPr>
+        <w:t xml:space="preserve">或</w:t>
+      </w:r>
+      <w:r>
+        <w:rPr>
+          <w:rFonts w:ascii="Times New Roman" w:hAnsi="Times New Roman" w:eastAsia="Times New Roman" w:cs="Times New Roman"/>
+        </w:rPr>
+        <w:t xml:space="preserve"> D </w:t>
+      </w:r>
+      <w:r>
+        <w:rPr>
+          <w:rFonts w:hint="eastAsia" w:ascii="Times New Roman" w:hAnsi="Times New Roman" w:eastAsia="FangSong" w:cs="Times New Roman"/>
+        </w:rPr>
+        <w:t>用浓硝酸硝化得到</w:t>
+      </w:r>
+      <w:r>
+        <w:rPr>
+          <w:rFonts w:hint="eastAsia" w:ascii="Times New Roman" w:hAnsi="Times New Roman" w:eastAsia="Times New Roman" w:cs="Times New Roman"/>
+        </w:rPr>
+        <w:t>，B</w:t>
+      </w:r>
+      <w:r>
+        <w:rPr>
+          <w:rFonts w:ascii="Times New Roman" w:hAnsi="Times New Roman" w:eastAsia="Times New Roman" w:cs="Times New Roman"/>
+        </w:rPr>
+        <w:t xml:space="preserve"> </w:t>
+      </w:r>
+      <w:r>
+        <w:rPr>
+          <w:rFonts w:hint="eastAsia" w:ascii="Times New Roman" w:hAnsi="Times New Roman" w:eastAsia="FangSong" w:cs="Times New Roman"/>
+        </w:rPr>
+        <w:t xml:space="preserve">和</w:t>
+      </w:r>
+      <w:r>
+        <w:rPr>
+          <w:rFonts w:ascii="Times New Roman" w:hAnsi="Times New Roman" w:eastAsia="Times New Roman" w:cs="Times New Roman"/>
+        </w:rPr>
+        <w:t xml:space="preserve"> D </w:t>
+      </w:r>
+      <w:r>
+        <w:rPr>
+          <w:rFonts w:hint="eastAsia" w:ascii="Times New Roman" w:hAnsi="Times New Roman" w:eastAsia="FangSong" w:cs="Times New Roman"/>
+        </w:rPr>
+        <w:t>的制备流程如下图所示</w:t>
+      </w:r>
+      <w:r>
+        <w:rPr>
+          <w:rFonts w:hint="eastAsia" w:ascii="Times New Roman" w:hAnsi="Times New Roman" w:eastAsia="Times New Roman" w:cs="Times New Roman"/>
+        </w:rPr>
+        <w:t>，</w:t>
+      </w:r>
+      <w:r>
+        <w:rPr>
+          <w:rFonts w:hint="eastAsia" w:ascii="Times New Roman" w:hAnsi="Times New Roman" w:eastAsia="FangSong" w:cs="Times New Roman"/>
+        </w:rPr>
+        <w:t>其</w:t>
+      </w:r>
+      <w:r>
+        <w:rPr>
+          <w:rFonts w:ascii="Times New Roman" w:hAnsi="Times New Roman" w:eastAsia="Times New Roman" w:cs="Times New Roman"/>
+        </w:rPr>
+        <w:t xml:space="preserve"> </w:t>
+      </w:r>
+      <w:r>
+        <w:rPr>
+          <w:rFonts w:ascii="Times New Roman" w:hAnsi="Times New Roman" w:eastAsia="Times New Roman" w:cs="Times New Roman"/>
+          <w:vertAlign w:val="superscript"/>
+        </w:rPr>
+        <w:t>1</w:t>
+      </w:r>
+      <w:r>
+        <w:rPr>
+          <w:rFonts w:ascii="Times New Roman" w:hAnsi="Times New Roman" w:eastAsia="Times New Roman" w:cs="Times New Roman"/>
+        </w:rPr>
+        <w:t xml:space="preserve">H </w:t>
+      </w:r>
+      <w:r>
+        <w:rPr>
+          <w:rFonts w:hint="eastAsia" w:ascii="Times New Roman" w:hAnsi="Times New Roman" w:eastAsia="FangSong" w:cs="Times New Roman"/>
+        </w:rPr>
+        <w:t>核磁共振谱</w:t>
+      </w:r>
+      <w:r>
+        <w:rPr>
+          <w:rFonts w:hint="eastAsia" w:ascii="Times New Roman" w:hAnsi="Times New Roman" w:eastAsia="Times New Roman" w:cs="Times New Roman"/>
+        </w:rPr>
+        <w:t>（H-NMR）</w:t>
+      </w:r>
+      <w:r>
+        <w:rPr>
+          <w:rFonts w:hint="eastAsia" w:ascii="Times New Roman" w:hAnsi="Times New Roman" w:eastAsia="FangSong" w:cs="Times New Roman"/>
+        </w:rPr>
+        <w:t>中显示</w:t>
+      </w:r>
+      <w:r>
+        <w:rPr>
+          <w:rFonts w:ascii="Times New Roman" w:hAnsi="Times New Roman" w:eastAsia="Times New Roman" w:cs="Times New Roman"/>
+        </w:rPr>
+        <w:t xml:space="preserve"> B、E </w:t>
+      </w:r>
+      <w:r>
+        <w:rPr>
+          <w:rFonts w:hint="eastAsia" w:ascii="Times New Roman" w:hAnsi="Times New Roman" w:eastAsia="FangSong" w:cs="Times New Roman"/>
+        </w:rPr>
+        <w:t>只有一种化学环境的氢原子</w:t>
+      </w:r>
+      <w:r>
+        <w:rPr>
+          <w:rFonts w:hint="eastAsia" w:ascii="Times New Roman" w:hAnsi="Times New Roman" w:eastAsia="Times New Roman" w:cs="Times New Roman"/>
+        </w:rPr>
+        <w:t>，D</w:t>
+      </w:r>
+      <w:r>
+        <w:rPr>
+          <w:rFonts w:ascii="Times New Roman" w:hAnsi="Times New Roman" w:eastAsia="Times New Roman" w:cs="Times New Roman"/>
+        </w:rPr>
+        <w:t xml:space="preserve"> </w:t>
+      </w:r>
+      <w:r>
+        <w:rPr>
+          <w:rFonts w:hint="eastAsia" w:ascii="Times New Roman" w:hAnsi="Times New Roman" w:eastAsia="FangSong" w:cs="Times New Roman"/>
+        </w:rPr>
+        <w:t>有两种化学环境的氢原子</w:t>
+      </w:r>
+      <w:r>
+        <w:rPr>
+          <w:rFonts w:hint="eastAsia" w:ascii="Times New Roman" w:hAnsi="Times New Roman" w:eastAsia="Times New Roman" w:cs="Times New Roman"/>
+        </w:rPr>
+        <w:t>。</w:t>
+      </w:r>
+    </w:p>
+    <w:p>
+      <w:pPr>
+        <w:pStyle w:val="BodyText"/>
+        <w:spacing w:before="160" w:after="80"/>
+        <w:jc w:val="center"/>
+      </w:pPr>
+      <w:r>
+        <w:rPr>
+          <w:rFonts w:ascii="Times New Roman" w:hAnsi="Times New Roman" w:eastAsia="Times New Roman" w:cs="Times New Roman"/>
+        </w:rPr>
+        <w:drawing>
+          <wp:inline>
+            <wp:extent cx="3600000" cy="707812"/>
+            <wp:effectExtent b="0" l="0" r="0" t="0"/>
+            <wp:docPr descr="" title="" id="111" name="Picture"/>
+            <a:graphic>
+              <a:graphicData uri="http://schemas.openxmlformats.org/drawingml/2006/picture">
+                <pic:pic>
+                  <pic:nvPicPr>
+                    <pic:cNvPr descr="7112485373518eba5690bbe970eb22fa7580827759146069d35124c611ceb097.jpg" id="112" name="Picture"/>
+                    <pic:cNvPicPr>
+                      <a:picLocks noChangeArrowheads="1" noChangeAspect="1"/>
+                    </pic:cNvPicPr>
+                  </pic:nvPicPr>
+                  <pic:blipFill>
+                    <a:blip r:embed="rId110"/>
+                    <a:stretch>
+                      <a:fillRect/>
+                    </a:stretch>
+                  </pic:blipFill>
+                  <pic:spPr bwMode="auto">
+                    <a:xfrm>
+                      <a:off x="0" y="0"/>
+                      <a:ext cx="3600000" cy="707812"/>
+                    </a:xfrm>
+                    <a:prstGeom prst="rect">
+                      <a:avLst/>
+                    </a:prstGeom>
+                    <a:noFill/>
+                    <a:ln w="9525">
+                      <a:noFill/>
+                      <a:headEnd/>
+                      <a:tailEnd/>
+                    </a:ln>
+                  </pic:spPr>
+                </pic:pic>
+              </a:graphicData>
+            </a:graphic>
+          </wp:inline>
+        </w:drawing>
+      </w:r>
+    </w:p>
+    <w:p>
+      <w:pPr>
+        <w:pStyle w:val="BodyText"/>
+        <w:spacing w:before="160" w:after="80"/>
+        <w:jc w:val="center"/>
+      </w:pPr>
+      <w:r>
+        <w:rPr>
+          <w:rFonts w:ascii="Times New Roman" w:hAnsi="Times New Roman" w:eastAsia="Times New Roman" w:cs="Times New Roman"/>
+        </w:rPr>
+        <w:drawing>
+          <wp:inline>
+            <wp:extent cx="3600000" cy="811456"/>
+            <wp:effectExtent b="0" l="0" r="0" t="0"/>
+            <wp:docPr descr="" title="" id="114" name="Picture"/>
+            <a:graphic>
+              <a:graphicData uri="http://schemas.openxmlformats.org/drawingml/2006/picture">
+                <pic:pic>
+                  <pic:nvPicPr>
+                    <pic:cNvPr descr="9e658bd1463323e4c24f4ab52ca17c7212dbb58fba48158f0af22c4467d61044.jpg" id="115" name="Picture"/>
+                    <pic:cNvPicPr>
+                      <a:picLocks noChangeArrowheads="1" noChangeAspect="1"/>
+                    </pic:cNvPicPr>
+                  </pic:nvPicPr>
+                  <pic:blipFill>
+                    <a:blip r:embed="rId113"/>
+                    <a:stretch>
+                      <a:fillRect/>
+                    </a:stretch>
+                  </pic:blipFill>
+                  <pic:spPr bwMode="auto">
+                    <a:xfrm>
+                      <a:off x="0" y="0"/>
+                      <a:ext cx="3600000" cy="811456"/>
+                    </a:xfrm>
+                    <a:prstGeom prst="rect">
+                      <a:avLst/>
+                    </a:prstGeom>
+                    <a:noFill/>
+                    <a:ln w="9525">
+                      <a:noFill/>
+                      <a:headEnd/>
+                      <a:tailEnd/>
+                    </a:ln>
+                  </pic:spPr>
+                </pic:pic>
+              </a:graphicData>
+            </a:graphic>
+          </wp:inline>
+        </w:drawing>
+      </w:r>
+    </w:p>
+    <w:p>
+      <w:pPr>
+        <w:pStyle w:val="BodyText"/>
+      </w:pPr>
+      <w:r>
+        <w:rPr>
+          <w:rFonts w:ascii="Times New Roman" w:hAnsi="Times New Roman" w:eastAsia="Times New Roman" w:cs="Times New Roman"/>
+        </w:rPr>
+        <w:t xml:space="preserve">1-1 </w:t>
+      </w:r>
+      <w:r>
+        <w:rPr>
+          <w:rFonts w:hint="eastAsia" w:ascii="Times New Roman" w:hAnsi="Times New Roman" w:eastAsia="FangSong" w:cs="Times New Roman"/>
+        </w:rPr>
+        <w:t>指出反应</w:t>
+      </w:r>
+      <w:r>
+        <w:rPr>
+          <w:rFonts w:hint="eastAsia" w:ascii="Times New Roman" w:hAnsi="Times New Roman" w:eastAsia="Times New Roman" w:cs="Times New Roman"/>
+        </w:rPr>
+        <w:t>⑤</w:t>
+      </w:r>
+      <w:r>
+        <w:rPr>
+          <w:rFonts w:hint="eastAsia" w:ascii="Times New Roman" w:hAnsi="Times New Roman" w:eastAsia="FangSong" w:cs="Times New Roman"/>
+        </w:rPr>
+        <w:t>的反应类型</w:t>
+      </w:r>
+      <w:r>
+        <w:rPr>
+          <w:rFonts w:hint="eastAsia" w:ascii="Times New Roman" w:hAnsi="Times New Roman" w:eastAsia="Times New Roman" w:cs="Times New Roman"/>
+        </w:rPr>
+        <w:t>____。</w:t>
+      </w:r>
+    </w:p>
+    <w:p>
+      <w:pPr>
+        <w:pStyle w:val="BodyText"/>
+      </w:pPr>
+      <w:r>
+        <w:rPr>
+          <w:rFonts w:ascii="Times New Roman" w:hAnsi="Times New Roman" w:eastAsia="Times New Roman" w:cs="Times New Roman"/>
+        </w:rPr>
+        <w:t xml:space="preserve">1-2 </w:t>
+      </w:r>
+      <w:r>
+        <w:rPr>
+          <w:rFonts w:hint="eastAsia" w:ascii="Times New Roman" w:hAnsi="Times New Roman" w:eastAsia="FangSong" w:cs="Times New Roman"/>
+        </w:rPr>
+        <w:t xml:space="preserve">写出</w:t>
+      </w:r>
+      <w:r>
+        <w:rPr>
+          <w:rFonts w:ascii="Times New Roman" w:hAnsi="Times New Roman" w:eastAsia="Times New Roman" w:cs="Times New Roman"/>
+        </w:rPr>
+        <w:t xml:space="preserve"> A、B、D </w:t>
+      </w:r>
+      <w:r>
+        <w:rPr>
+          <w:rFonts w:hint="eastAsia" w:ascii="Times New Roman" w:hAnsi="Times New Roman" w:eastAsia="FangSong" w:cs="Times New Roman"/>
+        </w:rPr>
+        <w:t>的结构简式</w:t>
+      </w:r>
+      <w:r>
+        <w:rPr>
+          <w:rFonts w:hint="eastAsia" w:ascii="Times New Roman" w:hAnsi="Times New Roman" w:eastAsia="Times New Roman" w:cs="Times New Roman"/>
+        </w:rPr>
+        <w:t>。</w:t>
+      </w:r>
+    </w:p>
+    <w:p>
+      <w:pPr>
+        <w:pStyle w:val="BodyText"/>
+      </w:pPr>
+      <w:r>
+        <w:rPr>
+          <w:rFonts w:ascii="Times New Roman" w:hAnsi="Times New Roman" w:eastAsia="Times New Roman" w:cs="Times New Roman"/>
+        </w:rPr>
+        <w:t xml:space="preserve">1-3 </w:t>
+      </w:r>
+      <w:r>
+        <w:rPr>
+          <w:rFonts w:hint="eastAsia" w:ascii="Times New Roman" w:hAnsi="Times New Roman" w:eastAsia="FangSong" w:cs="Times New Roman"/>
+        </w:rPr>
+        <w:t>反应</w:t>
+      </w:r>
+      <w:r>
+        <w:rPr>
+          <w:rFonts w:hint="eastAsia" w:ascii="Times New Roman" w:hAnsi="Times New Roman" w:eastAsia="Times New Roman" w:cs="Times New Roman"/>
+        </w:rPr>
+        <w:t>③</w:t>
+      </w:r>
+      <w:r>
+        <w:rPr>
+          <w:rFonts w:hint="eastAsia" w:ascii="Times New Roman" w:hAnsi="Times New Roman" w:eastAsia="FangSong" w:cs="Times New Roman"/>
+        </w:rPr>
+        <w:t>中除了生成</w:t>
+      </w:r>
+      <w:r>
+        <w:rPr>
+          <w:rFonts w:ascii="Times New Roman" w:hAnsi="Times New Roman" w:eastAsia="Times New Roman" w:cs="Times New Roman"/>
+        </w:rPr>
+        <w:t xml:space="preserve"> E </w:t>
+      </w:r>
+      <w:r>
+        <w:rPr>
+          <w:rFonts w:hint="eastAsia" w:ascii="Times New Roman" w:hAnsi="Times New Roman" w:eastAsia="FangSong" w:cs="Times New Roman"/>
+        </w:rPr>
+        <w:t>外</w:t>
+      </w:r>
+      <w:r>
+        <w:rPr>
+          <w:rFonts w:hint="eastAsia" w:ascii="Times New Roman" w:hAnsi="Times New Roman" w:eastAsia="Times New Roman" w:cs="Times New Roman"/>
+        </w:rPr>
+        <w:t>，</w:t>
+      </w:r>
+      <w:r>
+        <w:rPr>
+          <w:rFonts w:hint="eastAsia" w:ascii="Times New Roman" w:hAnsi="Times New Roman" w:eastAsia="FangSong" w:cs="Times New Roman"/>
+        </w:rPr>
+        <w:t>还生成了</w:t>
+      </w:r>
+      <w:r>
+        <w:rPr>
+          <w:rFonts w:ascii="Times New Roman" w:hAnsi="Times New Roman" w:eastAsia="Times New Roman" w:cs="Times New Roman"/>
+        </w:rPr>
+        <w:t xml:space="preserve"> </w:t>
+      </w:r>
+      <m:oMath>
+        <m:sSub>
+          <m:e>
+            <m:r>
+              <m:rPr>
+                <m:sty m:val="p"/>
+              </m:rPr>
+              <m:t>N</m:t>
+            </m:r>
+          </m:e>
+          <m:sub>
+            <m:r>
+              <m:t>2</m:t>
+            </m:r>
+          </m:sub>
+        </m:sSub>
+      </m:oMath>
+      <w:r>
+        <w:rPr>
+          <w:rFonts w:ascii="Times New Roman" w:hAnsi="Times New Roman" w:eastAsia="Times New Roman" w:cs="Times New Roman"/>
+        </w:rPr>
+        <w:t xml:space="preserve">、</w:t>
+      </w:r>
+      <m:oMath>
+        <m:sSub>
+          <m:e>
+            <m:r>
+              <m:rPr>
+                <m:sty m:val="p"/>
+              </m:rPr>
+              <m:t>C</m:t>
+            </m:r>
+            <m:r>
+              <m:rPr>
+                <m:sty m:val="p"/>
+              </m:rPr>
+              <m:t>O</m:t>
+            </m:r>
+          </m:e>
+          <m:sub>
+            <m:r>
+              <m:t>2</m:t>
+            </m:r>
+          </m:sub>
+        </m:sSub>
+      </m:oMath>
+      <w:r>
+        <w:rPr>
+          <w:rFonts w:ascii="Times New Roman" w:hAnsi="Times New Roman" w:eastAsia="Times New Roman" w:cs="Times New Roman"/>
+        </w:rPr>
+        <w:t xml:space="preserve"> </w:t>
+      </w:r>
+      <w:r>
+        <w:rPr>
+          <w:rFonts w:hint="eastAsia" w:ascii="Times New Roman" w:hAnsi="Times New Roman" w:eastAsia="FangSong" w:cs="Times New Roman"/>
+        </w:rPr>
+        <w:t>气体</w:t>
+      </w:r>
+      <w:r>
+        <w:rPr>
+          <w:rFonts w:hint="eastAsia" w:ascii="Times New Roman" w:hAnsi="Times New Roman" w:eastAsia="Times New Roman" w:cs="Times New Roman"/>
+        </w:rPr>
+        <w:t>，</w:t>
+      </w:r>
+      <w:r>
+        <w:rPr>
+          <w:rFonts w:hint="eastAsia" w:ascii="Times New Roman" w:hAnsi="Times New Roman" w:eastAsia="FangSong" w:cs="Times New Roman"/>
+        </w:rPr>
+        <w:t>写出该反应方程式</w:t>
+      </w:r>
+      <w:r>
+        <w:rPr>
+          <w:rFonts w:hint="eastAsia" w:ascii="Times New Roman" w:hAnsi="Times New Roman" w:eastAsia="Times New Roman" w:cs="Times New Roman"/>
+        </w:rPr>
+        <w:t>。</w:t>
+      </w:r>
+    </w:p>
+    <w:p>
+      <w:pPr>
+        <w:pStyle w:val="BodyText"/>
+      </w:pPr>
+      <w:r>
+        <w:rPr>
+          <w:rFonts w:ascii="Times New Roman" w:hAnsi="Times New Roman" w:eastAsia="Times New Roman" w:cs="Times New Roman"/>
+        </w:rPr>
+        <w:t xml:space="preserve">📖 </w:t>
+      </w:r>
+      <w:r>
+        <w:rPr>
+          <w:rFonts w:hint="eastAsia" w:ascii="Times New Roman" w:hAnsi="Times New Roman" w:eastAsia="FangSong" w:cs="Times New Roman"/>
+        </w:rPr>
+        <w:t xml:space="preserve">查看答案</w:t>
+      </w:r>
+    </w:p>
+    <w:p>
+      <w:pPr>
+        <w:pStyle w:val="BodyText"/>
+      </w:pPr>
+      <w:r>
+        <w:rPr>
+          <w:rFonts w:ascii="Times New Roman" w:hAnsi="Times New Roman" w:eastAsia="Times New Roman" w:cs="Times New Roman"/>
+        </w:rPr>
+        <w:t xml:space="preserve">1-1 </w:t>
+      </w:r>
+      <w:r>
+        <w:rPr>
+          <w:rFonts w:hint="eastAsia" w:ascii="Times New Roman" w:hAnsi="Times New Roman" w:eastAsia="FangSong" w:cs="Times New Roman"/>
+        </w:rPr>
+        <w:t>加成反应</w:t>
+      </w:r>
+      <w:r>
+        <w:rPr>
+          <w:rFonts w:hint="eastAsia" w:ascii="Times New Roman" w:hAnsi="Times New Roman" w:eastAsia="Times New Roman" w:cs="Times New Roman"/>
+        </w:rPr>
+        <w:t>（</w:t>
+      </w:r>
+      <w:r>
+        <w:rPr>
+          <w:rFonts w:hint="eastAsia" w:ascii="Times New Roman" w:hAnsi="Times New Roman" w:eastAsia="FangSong" w:cs="Times New Roman"/>
+        </w:rPr>
+        <w:t>三聚</w:t>
+      </w:r>
+      <w:r>
+        <w:rPr>
+          <w:rFonts w:hint="eastAsia" w:ascii="Times New Roman" w:hAnsi="Times New Roman" w:eastAsia="Times New Roman" w:cs="Times New Roman"/>
+        </w:rPr>
+        <w:t>）。</w:t>
+      </w:r>
+    </w:p>
+    <w:p>
+      <w:pPr>
+        <w:pStyle w:val="BodyText"/>
+      </w:pPr>
+      <w:r>
+        <w:rPr>
+          <w:rFonts w:ascii="Times New Roman" w:hAnsi="Times New Roman" w:eastAsia="Times New Roman" w:cs="Times New Roman"/>
+        </w:rPr>
+        <w:t xml:space="preserve">1-2 A、B、D </w:t>
+      </w:r>
+      <w:r>
+        <w:rPr>
+          <w:rFonts w:hint="eastAsia" w:ascii="Times New Roman" w:hAnsi="Times New Roman" w:eastAsia="FangSong" w:cs="Times New Roman"/>
+        </w:rPr>
+        <w:t>结构简式</w:t>
+      </w:r>
+      <w:r>
+        <w:rPr>
+          <w:rFonts w:hint="eastAsia" w:ascii="Times New Roman" w:hAnsi="Times New Roman" w:eastAsia="Times New Roman" w:cs="Times New Roman"/>
+        </w:rPr>
+        <w:t>（</w:t>
+      </w:r>
+      <w:r>
+        <w:rPr>
+          <w:rFonts w:hint="eastAsia" w:ascii="Times New Roman" w:hAnsi="Times New Roman" w:eastAsia="FangSong" w:cs="Times New Roman"/>
+        </w:rPr>
+        <w:t>原书以结构图给出</w:t>
+      </w:r>
+      <w:r>
+        <w:rPr>
+          <w:rFonts w:hint="eastAsia" w:ascii="Times New Roman" w:hAnsi="Times New Roman" w:eastAsia="Times New Roman" w:cs="Times New Roman"/>
+        </w:rPr>
+        <w:t>）：</w:t>
+      </w:r>
+    </w:p>
+    <w:p>
+      <w:pPr>
+        <w:pStyle w:val="BodyText"/>
+      </w:pPr>
+      <w:r>
+        <w:rPr>
+          <w:rFonts w:hint="eastAsia" w:ascii="Times New Roman" w:hAnsi="Times New Roman" w:eastAsia="Times New Roman" w:cs="Times New Roman"/>
+        </w:rPr>
+        <w:t xml:space="preserve">A（</w:t>
+      </w:r>
+      <m:oMath>
+        <m:oMathPr>
+          <m:ctrlPr>
+            <w:rPr>
+              <w:sz w:val="28"/>
+              <w:szCs w:val="28"/>
+            </w:rPr>
+          </m:ctrlPr>
+        </m:oMathPr>
+        <m:sSub>
+          <m:e>
+            <m:r>
+              <m:rPr>
+                <m:sty m:val="p"/>
+              </m:rPr>
+              <m:t>C</m:t>
+            </m:r>
+          </m:e>
+          <m:sub>
+            <m:r>
+              <m:rPr>
+                <m:sty m:val="p"/>
+              </m:rPr>
+              <m:t>3</m:t>
+            </m:r>
+          </m:sub>
+        </m:sSub>
+        <m:sSub>
+          <m:e>
+            <m:r>
+              <m:rPr>
+                <m:sty m:val="p"/>
+              </m:rPr>
+              <m:t>H</m:t>
+            </m:r>
+          </m:e>
+          <m:sub>
+            <m:r>
+              <m:rPr>
+                <m:sty m:val="p"/>
+              </m:rPr>
+              <m:t>9</m:t>
+            </m:r>
+          </m:sub>
+        </m:sSub>
+        <m:sSub>
+          <m:e>
+            <m:r>
+              <m:rPr>
+                <m:sty m:val="p"/>
+              </m:rPr>
+              <m:t>N</m:t>
+            </m:r>
+          </m:e>
+          <m:sub>
+            <m:r>
+              <m:rPr>
+                <m:sty m:val="p"/>
+              </m:rPr>
+              <m:t>3</m:t>
+            </m:r>
+          </m:sub>
+        </m:sSub>
+      </m:oMath>
+      <w:r>
+        <w:rPr>
+          <w:rFonts w:hint="eastAsia" w:ascii="Times New Roman" w:hAnsi="Times New Roman" w:eastAsia="Times New Roman" w:cs="Times New Roman"/>
+        </w:rPr>
+        <w:t>，</w:t>
+      </w:r>
+      <w:r>
+        <w:rPr>
+          <w:rFonts w:hint="eastAsia" w:ascii="Times New Roman" w:hAnsi="Times New Roman" w:eastAsia="FangSong" w:cs="Times New Roman"/>
+        </w:rPr>
+        <w:t>六元环三胺</w:t>
+      </w:r>
+      <w:r>
+        <w:rPr>
+          <w:rFonts w:hint="eastAsia" w:ascii="Times New Roman" w:hAnsi="Times New Roman" w:eastAsia="Times New Roman" w:cs="Times New Roman"/>
+        </w:rPr>
+        <w:t>）：</w:t>
+      </w:r>
+    </w:p>
+    <w:p>
+      <w:pPr>
+        <w:pStyle w:val="BodyText"/>
+        <w:spacing w:before="160" w:after="80"/>
+        <w:jc w:val="center"/>
+      </w:pPr>
+      <w:r>
+        <w:rPr>
+          <w:rFonts w:ascii="Times New Roman" w:hAnsi="Times New Roman" w:eastAsia="Times New Roman" w:cs="Times New Roman"/>
+        </w:rPr>
+        <w:drawing>
+          <wp:inline>
+            <wp:extent cx="1816100" cy="1536700"/>
+            <wp:effectExtent b="0" l="0" r="0" t="0"/>
+            <wp:docPr descr="" title="" id="117" name="Picture"/>
+            <a:graphic>
+              <a:graphicData uri="http://schemas.openxmlformats.org/drawingml/2006/picture">
+                <pic:pic>
+                  <pic:nvPicPr>
+                    <pic:cNvPr descr="995d5503feec28876c66db88a983009f6b8250b6fdd0a00e4ab54342ca15444d.jpg" id="118" name="Picture"/>
+                    <pic:cNvPicPr>
+                      <a:picLocks noChangeArrowheads="1" noChangeAspect="1"/>
+                    </pic:cNvPicPr>
+                  </pic:nvPicPr>
+                  <pic:blipFill>
+                    <a:blip r:embed="rId116"/>
+                    <a:stretch>
+                      <a:fillRect/>
+                    </a:stretch>
+                  </pic:blipFill>
+                  <pic:spPr bwMode="auto">
+                    <a:xfrm>
+                      <a:off x="0" y="0"/>
+                      <a:ext cx="1816100" cy="1536700"/>
+                    </a:xfrm>
+                    <a:prstGeom prst="rect">
+                      <a:avLst/>
+                    </a:prstGeom>
+                    <a:noFill/>
+                    <a:ln w="9525">
+                      <a:noFill/>
+                      <a:headEnd/>
+                      <a:tailEnd/>
+                    </a:ln>
+                  </pic:spPr>
+                </pic:pic>
+              </a:graphicData>
+            </a:graphic>
+          </wp:inline>
+        </w:drawing>
+      </w:r>
+    </w:p>
+    <w:p>
+      <w:pPr>
+        <w:pStyle w:val="BodyText"/>
+      </w:pPr>
+      <w:r>
+        <w:rPr>
+          <w:rFonts w:hint="eastAsia" w:ascii="Times New Roman" w:hAnsi="Times New Roman" w:eastAsia="Times New Roman" w:cs="Times New Roman"/>
+        </w:rPr>
+        <w:t xml:space="preserve">B（</w:t>
+      </w:r>
+      <m:oMath>
+        <m:oMathPr>
+          <m:ctrlPr>
+            <w:rPr>
+              <w:sz w:val="28"/>
+              <w:szCs w:val="28"/>
+            </w:rPr>
+          </m:ctrlPr>
+        </m:oMathPr>
+        <m:sSub>
+          <m:e>
+            <m:r>
+              <m:rPr>
+                <m:sty m:val="p"/>
+              </m:rPr>
+              <m:t>C</m:t>
+            </m:r>
+          </m:e>
+          <m:sub>
+            <m:r>
+              <m:rPr>
+                <m:sty m:val="p"/>
+              </m:rPr>
+              <m:t>6</m:t>
+            </m:r>
+          </m:sub>
+        </m:sSub>
+        <m:sSub>
+          <m:e>
+            <m:r>
+              <m:rPr>
+                <m:sty m:val="p"/>
+              </m:rPr>
+              <m:t>H</m:t>
+            </m:r>
+          </m:e>
+          <m:sub>
+            <m:r>
+              <m:rPr>
+                <m:sty m:val="p"/>
+              </m:rPr>
+              <m:t>12</m:t>
+            </m:r>
+          </m:sub>
+        </m:sSub>
+        <m:sSub>
+          <m:e>
+            <m:r>
+              <m:rPr>
+                <m:sty m:val="p"/>
+              </m:rPr>
+              <m:t>N</m:t>
+            </m:r>
+          </m:e>
+          <m:sub>
+            <m:r>
+              <m:rPr>
+                <m:sty m:val="p"/>
+              </m:rPr>
+              <m:t>4</m:t>
+            </m:r>
+          </m:sub>
+        </m:sSub>
+      </m:oMath>
+      <w:r>
+        <w:rPr>
+          <w:rFonts w:hint="eastAsia" w:ascii="Times New Roman" w:hAnsi="Times New Roman" w:eastAsia="Times New Roman" w:cs="Times New Roman"/>
+        </w:rPr>
+        <w:t>，</w:t>
+      </w:r>
+      <w:r>
+        <w:rPr>
+          <w:rFonts w:hint="eastAsia" w:ascii="Times New Roman" w:hAnsi="Times New Roman" w:eastAsia="FangSong" w:cs="Times New Roman"/>
+        </w:rPr>
+        <w:t>六亚甲基四胺</w:t>
+      </w:r>
+      <w:r>
+        <w:rPr>
+          <w:rFonts w:hint="eastAsia" w:ascii="Times New Roman" w:hAnsi="Times New Roman" w:eastAsia="Times New Roman" w:cs="Times New Roman"/>
+        </w:rPr>
+        <w:t>/</w:t>
+      </w:r>
+      <w:r>
+        <w:rPr>
+          <w:rFonts w:hint="eastAsia" w:ascii="Times New Roman" w:hAnsi="Times New Roman" w:eastAsia="FangSong" w:cs="Times New Roman"/>
+        </w:rPr>
+        <w:t>乌洛托品</w:t>
+      </w:r>
+      <w:r>
+        <w:rPr>
+          <w:rFonts w:hint="eastAsia" w:ascii="Times New Roman" w:hAnsi="Times New Roman" w:eastAsia="Times New Roman" w:cs="Times New Roman"/>
+        </w:rPr>
+        <w:t>）：</w:t>
+      </w:r>
+    </w:p>
+    <w:p>
+      <w:pPr>
+        <w:pStyle w:val="BodyText"/>
+        <w:spacing w:before="160" w:after="80"/>
+        <w:jc w:val="center"/>
+      </w:pPr>
+      <w:r>
+        <w:rPr>
+          <w:rFonts w:ascii="Times New Roman" w:hAnsi="Times New Roman" w:eastAsia="Times New Roman" w:cs="Times New Roman"/>
+        </w:rPr>
+        <w:drawing>
+          <wp:inline>
+            <wp:extent cx="1625600" cy="1498600"/>
+            <wp:effectExtent b="0" l="0" r="0" t="0"/>
+            <wp:docPr descr="" title="" id="120" name="Picture"/>
+            <a:graphic>
+              <a:graphicData uri="http://schemas.openxmlformats.org/drawingml/2006/picture">
+                <pic:pic>
+                  <pic:nvPicPr>
+                    <pic:cNvPr descr="25a62ce9952b982e55aa623520a5c056966af9c580b42947e9508af873bbfdaf.jpg" id="121" name="Picture"/>
+                    <pic:cNvPicPr>
+                      <a:picLocks noChangeArrowheads="1" noChangeAspect="1"/>
+                    </pic:cNvPicPr>
+                  </pic:nvPicPr>
+                  <pic:blipFill>
+                    <a:blip r:embed="rId119"/>
+                    <a:stretch>
+                      <a:fillRect/>
+                    </a:stretch>
+                  </pic:blipFill>
+                  <pic:spPr bwMode="auto">
+                    <a:xfrm>
+                      <a:off x="0" y="0"/>
+                      <a:ext cx="1625600" cy="1498600"/>
+                    </a:xfrm>
+                    <a:prstGeom prst="rect">
+                      <a:avLst/>
+                    </a:prstGeom>
+                    <a:noFill/>
+                    <a:ln w="9525">
+                      <a:noFill/>
+                      <a:headEnd/>
+                      <a:tailEnd/>
+                    </a:ln>
+                  </pic:spPr>
+                </pic:pic>
+              </a:graphicData>
+            </a:graphic>
+          </wp:inline>
+        </w:drawing>
+      </w:r>
+    </w:p>
+    <w:p>
+      <w:pPr>
+        <w:pStyle w:val="BodyText"/>
+      </w:pPr>
+      <w:r>
+        <w:rPr>
+          <w:rFonts w:hint="eastAsia" w:ascii="Times New Roman" w:hAnsi="Times New Roman" w:eastAsia="Times New Roman" w:cs="Times New Roman"/>
+        </w:rPr>
+        <w:t xml:space="preserve">D（</w:t>
+      </w:r>
+      <m:oMath>
+        <m:oMathPr>
+          <m:ctrlPr>
+            <w:rPr>
+              <w:sz w:val="28"/>
+              <w:szCs w:val="28"/>
+            </w:rPr>
+          </m:ctrlPr>
+        </m:oMathPr>
+        <m:sSub>
+          <m:e>
+            <m:r>
+              <m:rPr>
+                <m:sty m:val="p"/>
+              </m:rPr>
+              <m:t>C</m:t>
+            </m:r>
+          </m:e>
+          <m:sub>
+            <m:r>
+              <m:rPr>
+                <m:sty m:val="p"/>
+              </m:rPr>
+              <m:t>9</m:t>
+            </m:r>
+          </m:sub>
+        </m:sSub>
+        <m:sSub>
+          <m:e>
+            <m:r>
+              <m:rPr>
+                <m:sty m:val="p"/>
+              </m:rPr>
+              <m:t>H</m:t>
+            </m:r>
+          </m:e>
+          <m:sub>
+            <m:r>
+              <m:rPr>
+                <m:sty m:val="p"/>
+              </m:rPr>
+              <m:t>15</m:t>
+            </m:r>
+          </m:sub>
+        </m:sSub>
+        <m:sSub>
+          <m:e>
+            <m:r>
+              <m:rPr>
+                <m:sty m:val="p"/>
+              </m:rPr>
+              <m:t>N</m:t>
+            </m:r>
+          </m:e>
+          <m:sub>
+            <m:r>
+              <m:rPr>
+                <m:sty m:val="p"/>
+              </m:rPr>
+              <m:t>3</m:t>
+            </m:r>
+          </m:sub>
+        </m:sSub>
+        <m:sSub>
+          <m:e>
+            <m:r>
+              <m:rPr>
+                <m:sty m:val="p"/>
+              </m:rPr>
+              <m:t>O</m:t>
+            </m:r>
+          </m:e>
+          <m:sub>
+            <m:r>
+              <m:rPr>
+                <m:sty m:val="p"/>
+              </m:rPr>
+              <m:t>3</m:t>
+            </m:r>
+          </m:sub>
+        </m:sSub>
+      </m:oMath>
+      <w:r>
+        <w:rPr>
+          <w:rFonts w:hint="eastAsia" w:ascii="Times New Roman" w:hAnsi="Times New Roman" w:eastAsia="Times New Roman" w:cs="Times New Roman"/>
+        </w:rPr>
+        <w:t>，</w:t>
+      </w:r>
+      <w:r>
+        <w:rPr>
+          <w:rFonts w:hint="eastAsia" w:ascii="Times New Roman" w:hAnsi="Times New Roman" w:eastAsia="FangSong" w:cs="Times New Roman"/>
+        </w:rPr>
+        <w:t>三乙酰基三氮杂环己烷</w:t>
+      </w:r>
+      <w:r>
+        <w:rPr>
+          <w:rFonts w:hint="eastAsia" w:ascii="Times New Roman" w:hAnsi="Times New Roman" w:eastAsia="Times New Roman" w:cs="Times New Roman"/>
+        </w:rPr>
+        <w:t>）：</w:t>
+      </w:r>
+    </w:p>
+    <w:p>
+      <w:pPr>
+        <w:pStyle w:val="BodyText"/>
+        <w:spacing w:before="160" w:after="80"/>
+        <w:jc w:val="center"/>
+      </w:pPr>
+      <w:r>
+        <w:rPr>
+          <w:rFonts w:ascii="Times New Roman" w:hAnsi="Times New Roman" w:eastAsia="Times New Roman" w:cs="Times New Roman"/>
+        </w:rPr>
+        <w:drawing>
+          <wp:inline>
+            <wp:extent cx="3600000" cy="2655584"/>
+            <wp:effectExtent b="0" l="0" r="0" t="0"/>
+            <wp:docPr descr="" title="" id="123" name="Picture"/>
+            <a:graphic>
+              <a:graphicData uri="http://schemas.openxmlformats.org/drawingml/2006/picture">
+                <pic:pic>
+                  <pic:nvPicPr>
+                    <pic:cNvPr descr="b03310acedab438f21a2b82ae2ab16ee89a173f10fb74d5e9e46d46ebe077f6c.jpg" id="124" name="Picture"/>
+                    <pic:cNvPicPr>
+                      <a:picLocks noChangeArrowheads="1" noChangeAspect="1"/>
+                    </pic:cNvPicPr>
+                  </pic:nvPicPr>
+                  <pic:blipFill>
+                    <a:blip r:embed="rId122"/>
+                    <a:stretch>
+                      <a:fillRect/>
+                    </a:stretch>
+                  </pic:blipFill>
+                  <pic:spPr bwMode="auto">
+                    <a:xfrm>
+                      <a:off x="0" y="0"/>
+                      <a:ext cx="3600000" cy="2655584"/>
+                    </a:xfrm>
+                    <a:prstGeom prst="rect">
+                      <a:avLst/>
+                    </a:prstGeom>
+                    <a:noFill/>
+                    <a:ln w="9525">
+                      <a:noFill/>
+                      <a:headEnd/>
+                      <a:tailEnd/>
+                    </a:ln>
+                  </pic:spPr>
+                </pic:pic>
+              </a:graphicData>
+            </a:graphic>
+          </wp:inline>
+        </w:drawing>
+      </w:r>
+    </w:p>
+    <w:p>
+      <w:pPr>
+        <w:pStyle w:val="BodyText"/>
+      </w:pPr>
+      <w:r>
+        <w:rPr>
+          <w:rFonts w:ascii="Times New Roman" w:hAnsi="Times New Roman" w:eastAsia="Times New Roman" w:cs="Times New Roman"/>
+        </w:rPr>
+        <w:t xml:space="preserve">1-3</w:t>
+      </w:r>
+      <w:r>
+        <w:rPr>
+          <w:rFonts w:ascii="Times New Roman" w:hAnsi="Times New Roman" w:eastAsia="Times New Roman" w:cs="Times New Roman"/>
+        </w:rPr>
+        <w:t xml:space="preserve"> </w:t>
+      </w:r>
+      <m:oMath>
+        <m:oMathPr>
+          <m:ctrlPr>
+            <w:rPr>
+              <w:sz w:val="28"/>
+              <w:szCs w:val="28"/>
+            </w:rPr>
+          </m:ctrlPr>
+        </m:oMathPr>
+        <m:sSub>
+          <m:e>
+            <m:r>
+              <m:rPr>
+                <m:sty m:val="p"/>
+              </m:rPr>
+              <m:t>C</m:t>
+            </m:r>
+          </m:e>
+          <m:sub>
+            <m:r>
+              <m:rPr>
+                <m:sty m:val="p"/>
+              </m:rPr>
+              <m:t>6</m:t>
+            </m:r>
+          </m:sub>
+        </m:sSub>
+        <m:sSub>
+          <m:e>
+            <m:r>
+              <m:rPr>
+                <m:sty m:val="p"/>
+              </m:rPr>
+              <m:t>H</m:t>
+            </m:r>
+          </m:e>
+          <m:sub>
+            <m:r>
+              <m:rPr>
+                <m:sty m:val="p"/>
+              </m:rPr>
+              <m:t>12</m:t>
+            </m:r>
+          </m:sub>
+        </m:sSub>
+        <m:sSub>
+          <m:e>
+            <m:r>
+              <m:rPr>
+                <m:sty m:val="p"/>
+              </m:rPr>
+              <m:t>N</m:t>
+            </m:r>
+          </m:e>
+          <m:sub>
+            <m:r>
+              <m:rPr>
+                <m:sty m:val="p"/>
+              </m:rPr>
+              <m:t>4</m:t>
+            </m:r>
+          </m:sub>
+        </m:sSub>
+        <m:r>
+          <m:rPr>
+            <m:sty m:val="p"/>
+          </m:rPr>
+          <m:t>+</m:t>
+        </m:r>
+        <m:r>
+          <m:t>6</m:t>
+        </m:r>
+        <m:r>
+          <m:rPr>
+            <m:sty m:val="p"/>
+          </m:rPr>
+          <m:t>H</m:t>
+        </m:r>
+        <m:r>
+          <m:rPr>
+            <m:sty m:val="p"/>
+          </m:rPr>
+          <m:t>N</m:t>
+        </m:r>
+        <m:sSub>
+          <m:e>
+            <m:r>
+              <m:rPr>
+                <m:sty m:val="p"/>
+              </m:rPr>
+              <m:t>O</m:t>
+            </m:r>
+          </m:e>
+          <m:sub>
+            <m:r>
+              <m:rPr>
+                <m:sty m:val="p"/>
+              </m:rPr>
+              <m:t>3</m:t>
+            </m:r>
+          </m:sub>
+        </m:sSub>
+        <m:r>
+          <m:rPr>
+            <m:sty m:val="p"/>
+          </m:rPr>
+          <m:t>(</m:t>
+        </m:r>
+        <m:r>
+          <m:rPr>
+            <m:sty m:val="p"/>
+          </m:rPr>
+          <m:t>浓</m:t>
+        </m:r>
+        <m:r>
+          <m:rPr>
+            <m:sty m:val="p"/>
+          </m:rPr>
+          <m:t>)</m:t>
+        </m:r>
+        <m:r>
+          <m:rPr>
+            <m:sty m:val="p"/>
+          </m:rPr>
+          <m:t>=</m:t>
+        </m:r>
+        <m:sSub>
+          <m:e>
+            <m:r>
+              <m:rPr>
+                <m:sty m:val="p"/>
+              </m:rPr>
+              <m:t>C</m:t>
+            </m:r>
+          </m:e>
+          <m:sub>
+            <m:r>
+              <m:rPr>
+                <m:sty m:val="p"/>
+              </m:rPr>
+              <m:t>3</m:t>
+            </m:r>
+          </m:sub>
+        </m:sSub>
+        <m:sSub>
+          <m:e>
+            <m:r>
+              <m:rPr>
+                <m:sty m:val="p"/>
+              </m:rPr>
+              <m:t>H</m:t>
+            </m:r>
+          </m:e>
+          <m:sub>
+            <m:r>
+              <m:rPr>
+                <m:sty m:val="p"/>
+              </m:rPr>
+              <m:t>6</m:t>
+            </m:r>
+          </m:sub>
+        </m:sSub>
+        <m:sSub>
+          <m:e>
+            <m:r>
+              <m:rPr>
+                <m:sty m:val="p"/>
+              </m:rPr>
+              <m:t>N</m:t>
+            </m:r>
+          </m:e>
+          <m:sub>
+            <m:r>
+              <m:rPr>
+                <m:sty m:val="p"/>
+              </m:rPr>
+              <m:t>6</m:t>
+            </m:r>
+          </m:sub>
+        </m:sSub>
+        <m:sSub>
+          <m:e>
+            <m:r>
+              <m:rPr>
+                <m:sty m:val="p"/>
+              </m:rPr>
+              <m:t>O</m:t>
+            </m:r>
+          </m:e>
+          <m:sub>
+            <m:r>
+              <m:rPr>
+                <m:sty m:val="p"/>
+              </m:rPr>
+              <m:t>6</m:t>
+            </m:r>
+          </m:sub>
+        </m:sSub>
+        <m:r>
+          <m:rPr>
+            <m:sty m:val="p"/>
+          </m:rPr>
+          <m:t>+</m:t>
+        </m:r>
+        <m:r>
+          <m:t>3</m:t>
+        </m:r>
+        <m:r>
+          <m:rPr>
+            <m:sty m:val="p"/>
+          </m:rPr>
+          <m:t>C</m:t>
+        </m:r>
+        <m:sSub>
+          <m:e>
+            <m:r>
+              <m:rPr>
+                <m:sty m:val="p"/>
+              </m:rPr>
+              <m:t>O</m:t>
+            </m:r>
+          </m:e>
+          <m:sub>
+            <m:r>
+              <m:rPr>
+                <m:sty m:val="p"/>
+              </m:rPr>
+              <m:t>2</m:t>
+            </m:r>
+          </m:sub>
+        </m:sSub>
+        <m:r>
+          <m:rPr>
+            <m:sty m:val="p"/>
+          </m:rPr>
+          <m:t>↑</m:t>
+        </m:r>
+        <m:r>
+          <m:rPr>
+            <m:sty m:val="p"/>
+          </m:rPr>
+          <m:t>+</m:t>
+        </m:r>
+        <m:r>
+          <m:t>2</m:t>
+        </m:r>
+        <m:sSub>
+          <m:e>
+            <m:r>
+              <m:rPr>
+                <m:sty m:val="p"/>
+              </m:rPr>
+              <m:t>N</m:t>
+            </m:r>
+          </m:e>
+          <m:sub>
+            <m:r>
+              <m:rPr>
+                <m:sty m:val="p"/>
+              </m:rPr>
+              <m:t>2</m:t>
+            </m:r>
+          </m:sub>
+        </m:sSub>
+        <m:r>
+          <m:rPr>
+            <m:sty m:val="p"/>
+          </m:rPr>
+          <m:t>↑</m:t>
+        </m:r>
+        <m:r>
+          <m:rPr>
+            <m:sty m:val="p"/>
+          </m:rPr>
+          <m:t>+</m:t>
+        </m:r>
+        <m:r>
+          <m:t>6</m:t>
+        </m:r>
+        <m:sSub>
+          <m:e>
+            <m:r>
+              <m:rPr>
+                <m:sty m:val="p"/>
+              </m:rPr>
+              <m:t>H</m:t>
+            </m:r>
+          </m:e>
+          <m:sub>
+            <m:r>
+              <m:rPr>
+                <m:sty m:val="p"/>
+              </m:rPr>
+              <m:t>2</m:t>
+            </m:r>
+          </m:sub>
+        </m:sSub>
+        <m:r>
+          <m:rPr>
+            <m:sty m:val="p"/>
+          </m:rPr>
+          <m:t>O</m:t>
+        </m:r>
+      </m:oMath>
+    </w:p>
+    <w:p>
+      <w:pPr>
+        <w:pStyle w:val="BodyText"/>
+      </w:pPr>
+      <w:r>
+        <w:rPr>
+          <w:rFonts w:hint="eastAsia" w:ascii="Times New Roman" w:hAnsi="Times New Roman" w:eastAsia="Times New Roman" w:cs="Times New Roman"/>
+        </w:rPr>
+        <w:t>E（</w:t>
+      </w:r>
+      <w:r>
+        <w:rPr>
+          <w:rFonts w:hint="eastAsia" w:ascii="Times New Roman" w:hAnsi="Times New Roman" w:eastAsia="FangSong" w:cs="Times New Roman"/>
+        </w:rPr>
+        <w:t>黑索金</w:t>
+      </w:r>
+      <w:r>
+        <w:rPr>
+          <w:rFonts w:ascii="Times New Roman" w:hAnsi="Times New Roman" w:eastAsia="Times New Roman" w:cs="Times New Roman"/>
+        </w:rPr>
+        <w:t xml:space="preserve"> </w:t>
+      </w:r>
+      <w:r>
+        <w:rPr>
+          <w:rFonts w:hint="eastAsia" w:ascii="Times New Roman" w:hAnsi="Times New Roman" w:eastAsia="Times New Roman" w:cs="Times New Roman"/>
+        </w:rPr>
+        <w:t>RDX）</w:t>
+      </w:r>
+      <w:r>
+        <w:rPr>
+          <w:rFonts w:hint="eastAsia" w:ascii="Times New Roman" w:hAnsi="Times New Roman" w:eastAsia="FangSong" w:cs="Times New Roman"/>
+        </w:rPr>
+        <w:t>结构</w:t>
+      </w:r>
+      <w:r>
+        <w:rPr>
+          <w:rFonts w:hint="eastAsia" w:ascii="Times New Roman" w:hAnsi="Times New Roman" w:eastAsia="Times New Roman" w:cs="Times New Roman"/>
+        </w:rPr>
+        <w:t>：</w:t>
+      </w:r>
+    </w:p>
+    <w:p>
+      <w:pPr>
+        <w:pStyle w:val="BodyText"/>
+        <w:spacing w:before="160" w:after="80"/>
+        <w:jc w:val="center"/>
+      </w:pPr>
+      <w:r>
+        <w:rPr>
+          <w:rFonts w:ascii="Times New Roman" w:hAnsi="Times New Roman" w:eastAsia="Times New Roman" w:cs="Times New Roman"/>
+        </w:rPr>
+        <w:drawing>
+          <wp:inline>
+            <wp:extent cx="3086100" cy="2197100"/>
+            <wp:effectExtent b="0" l="0" r="0" t="0"/>
+            <wp:docPr descr="" title="" id="126" name="Picture"/>
+            <a:graphic>
+              <a:graphicData uri="http://schemas.openxmlformats.org/drawingml/2006/picture">
+                <pic:pic>
+                  <pic:nvPicPr>
+                    <pic:cNvPr descr="49b2d885390270ff81ba9b6e1d66d2d2766782c5f9e73474528a5c422e7c7429.jpg" id="127" name="Picture"/>
+                    <pic:cNvPicPr>
+                      <a:picLocks noChangeArrowheads="1" noChangeAspect="1"/>
+                    </pic:cNvPicPr>
+                  </pic:nvPicPr>
+                  <pic:blipFill>
+                    <a:blip r:embed="rId125"/>
+                    <a:stretch>
+                      <a:fillRect/>
+                    </a:stretch>
+                  </pic:blipFill>
+                  <pic:spPr bwMode="auto">
+                    <a:xfrm>
+                      <a:off x="0" y="0"/>
+                      <a:ext cx="3086100" cy="2197100"/>
+                    </a:xfrm>
+                    <a:prstGeom prst="rect">
+                      <a:avLst/>
+                    </a:prstGeom>
+                    <a:noFill/>
+                    <a:ln w="9525">
+                      <a:noFill/>
+                      <a:headEnd/>
+                      <a:tailEnd/>
+                    </a:ln>
+                  </pic:spPr>
+                </pic:pic>
+              </a:graphicData>
+            </a:graphic>
+          </wp:inline>
+        </w:drawing>
+      </w:r>
+    </w:p>
+    <w:p>
+      <w:pPr>
+        <w:pStyle w:val="BodyText"/>
+      </w:pPr>
+      <w:r>
+        <w:rPr>
+          <w:rFonts w:ascii="Times New Roman" w:hAnsi="Times New Roman" w:eastAsia="Times New Roman" w:cs="Times New Roman"/>
+        </w:rPr>
+        <w:t xml:space="preserve">1-1 </w:t>
+      </w:r>
+      <w:r>
+        <w:rPr>
+          <w:rFonts w:hint="eastAsia" w:ascii="Times New Roman" w:hAnsi="Times New Roman" w:eastAsia="FangSong" w:cs="Times New Roman"/>
+        </w:rPr>
+        <w:t xml:space="preserve">由</w:t>
+      </w:r>
+      <w:r>
+        <w:rPr>
+          <w:rFonts w:ascii="Times New Roman" w:hAnsi="Times New Roman" w:eastAsia="Times New Roman" w:cs="Times New Roman"/>
+        </w:rPr>
+        <w:t xml:space="preserve"> C </w:t>
+      </w:r>
+      <w:r>
+        <w:rPr>
+          <w:rFonts w:hint="eastAsia" w:ascii="Times New Roman" w:hAnsi="Times New Roman" w:eastAsia="FangSong" w:cs="Times New Roman"/>
+        </w:rPr>
+        <w:t xml:space="preserve">分子式</w:t>
+      </w:r>
+      <w:r>
+        <w:rPr>
+          <w:rFonts w:ascii="Times New Roman" w:hAnsi="Times New Roman" w:eastAsia="Times New Roman" w:cs="Times New Roman"/>
+        </w:rPr>
+        <w:t xml:space="preserve"> </w:t>
+      </w:r>
+      <m:oMath>
+        <m:oMathPr>
+          <m:ctrlPr>
+            <w:rPr>
+              <w:sz w:val="28"/>
+              <w:szCs w:val="28"/>
+            </w:rPr>
+          </m:ctrlPr>
+        </m:oMathPr>
+        <m:sSub>
+          <m:e>
+            <m:r>
+              <m:rPr>
+                <m:sty m:val="p"/>
+              </m:rPr>
+              <m:t>C</m:t>
+            </m:r>
+          </m:e>
+          <m:sub>
+            <m:r>
+              <m:rPr>
+                <m:sty m:val="p"/>
+              </m:rPr>
+              <m:t>3</m:t>
+            </m:r>
+          </m:sub>
+        </m:sSub>
+        <m:sSub>
+          <m:e>
+            <m:r>
+              <m:rPr>
+                <m:sty m:val="p"/>
+              </m:rPr>
+              <m:t>H</m:t>
+            </m:r>
+          </m:e>
+          <m:sub>
+            <m:r>
+              <m:rPr>
+                <m:sty m:val="p"/>
+              </m:rPr>
+              <m:t>5</m:t>
+            </m:r>
+          </m:sub>
+        </m:sSub>
+        <m:r>
+          <m:rPr>
+            <m:sty m:val="p"/>
+          </m:rPr>
+          <m:t>N</m:t>
+        </m:r>
+        <m:r>
+          <m:rPr>
+            <m:sty m:val="p"/>
+          </m:rPr>
+          <m:t>O</m:t>
+        </m:r>
+      </m:oMath>
+      <w:r>
+        <w:rPr>
+          <w:rFonts w:ascii="Times New Roman" w:hAnsi="Times New Roman" w:eastAsia="Times New Roman" w:cs="Times New Roman"/>
+        </w:rPr>
+        <w:t xml:space="preserve"> </w:t>
+      </w:r>
+      <w:r>
+        <w:rPr>
+          <w:rFonts w:hint="eastAsia" w:ascii="Times New Roman" w:hAnsi="Times New Roman" w:eastAsia="FangSong" w:cs="Times New Roman"/>
+        </w:rPr>
+        <w:t xml:space="preserve">变为</w:t>
+      </w:r>
+      <w:r>
+        <w:rPr>
+          <w:rFonts w:ascii="Times New Roman" w:hAnsi="Times New Roman" w:eastAsia="Times New Roman" w:cs="Times New Roman"/>
+        </w:rPr>
+        <w:t xml:space="preserve"> </w:t>
+      </w:r>
+      <m:oMath>
+        <m:oMathPr>
+          <m:ctrlPr>
+            <w:rPr>
+              <w:sz w:val="28"/>
+              <w:szCs w:val="28"/>
+            </w:rPr>
+          </m:ctrlPr>
+        </m:oMathPr>
+        <m:r>
+          <m:rPr>
+            <m:sty m:val="p"/>
+          </m:rPr>
+          <m:t>D</m:t>
+        </m:r>
+        <m:r>
+          <m:rPr>
+            <m:sty m:val="p"/>
+          </m:rPr>
+          <m:t>(</m:t>
+        </m:r>
+        <m:sSub>
+          <m:e>
+            <m:r>
+              <m:rPr>
+                <m:sty m:val="p"/>
+              </m:rPr>
+              <m:t>C</m:t>
+            </m:r>
+          </m:e>
+          <m:sub>
+            <m:r>
+              <m:rPr>
+                <m:sty m:val="p"/>
+              </m:rPr>
+              <m:t>9</m:t>
+            </m:r>
+          </m:sub>
+        </m:sSub>
+        <m:sSub>
+          <m:e>
+            <m:r>
+              <m:rPr>
+                <m:sty m:val="p"/>
+              </m:rPr>
+              <m:t>H</m:t>
+            </m:r>
+          </m:e>
+          <m:sub>
+            <m:r>
+              <m:rPr>
+                <m:sty m:val="p"/>
+              </m:rPr>
+              <m:t>15</m:t>
+            </m:r>
+          </m:sub>
+        </m:sSub>
+        <m:sSub>
+          <m:e>
+            <m:r>
+              <m:rPr>
+                <m:sty m:val="p"/>
+              </m:rPr>
+              <m:t>N</m:t>
+            </m:r>
+          </m:e>
+          <m:sub>
+            <m:r>
+              <m:rPr>
+                <m:sty m:val="p"/>
+              </m:rPr>
+              <m:t>3</m:t>
+            </m:r>
+          </m:sub>
+        </m:sSub>
+        <m:sSub>
+          <m:e>
+            <m:r>
+              <m:rPr>
+                <m:sty m:val="p"/>
+              </m:rPr>
+              <m:t>O</m:t>
+            </m:r>
+          </m:e>
+          <m:sub>
+            <m:r>
+              <m:rPr>
+                <m:sty m:val="p"/>
+              </m:rPr>
+              <m:t>3</m:t>
+            </m:r>
+          </m:sub>
+        </m:sSub>
+        <m:r>
+          <m:rPr>
+            <m:sty m:val="p"/>
+          </m:rPr>
+          <m:t>)</m:t>
+        </m:r>
+      </m:oMath>
+      <w:r>
+        <w:rPr>
+          <w:rFonts w:hint="eastAsia" w:ascii="Times New Roman" w:hAnsi="Times New Roman" w:eastAsia="Times New Roman" w:cs="Times New Roman"/>
+        </w:rPr>
+        <w:t>，</w:t>
+      </w:r>
+      <w:r>
+        <w:rPr>
+          <w:rFonts w:hint="eastAsia" w:ascii="Times New Roman" w:hAnsi="Times New Roman" w:eastAsia="FangSong" w:cs="Times New Roman"/>
+        </w:rPr>
+        <w:t>其</w:t>
+      </w:r>
+      <w:r>
+        <w:rPr>
+          <w:rFonts w:ascii="Times New Roman" w:hAnsi="Times New Roman" w:eastAsia="Times New Roman" w:cs="Times New Roman"/>
+        </w:rPr>
+        <w:t xml:space="preserve"> D </w:t>
+      </w:r>
+      <w:r>
+        <w:rPr>
+          <w:rFonts w:hint="eastAsia" w:ascii="Times New Roman" w:hAnsi="Times New Roman" w:eastAsia="FangSong" w:cs="Times New Roman"/>
+        </w:rPr>
+        <w:t xml:space="preserve">分子式为</w:t>
+      </w:r>
+      <w:r>
+        <w:rPr>
+          <w:rFonts w:ascii="Times New Roman" w:hAnsi="Times New Roman" w:eastAsia="Times New Roman" w:cs="Times New Roman"/>
+        </w:rPr>
+        <w:t xml:space="preserve"> C </w:t>
+      </w:r>
+      <w:r>
+        <w:rPr>
+          <w:rFonts w:hint="eastAsia" w:ascii="Times New Roman" w:hAnsi="Times New Roman" w:eastAsia="FangSong" w:cs="Times New Roman"/>
+        </w:rPr>
+        <w:t xml:space="preserve">的</w:t>
+      </w:r>
+      <w:r>
+        <w:rPr>
+          <w:rFonts w:ascii="Times New Roman" w:hAnsi="Times New Roman" w:eastAsia="Times New Roman" w:cs="Times New Roman"/>
+        </w:rPr>
+        <w:t xml:space="preserve"> 3 </w:t>
+      </w:r>
+      <w:r>
+        <w:rPr>
+          <w:rFonts w:hint="eastAsia" w:ascii="Times New Roman" w:hAnsi="Times New Roman" w:eastAsia="FangSong" w:cs="Times New Roman"/>
+        </w:rPr>
+        <w:t>倍</w:t>
+      </w:r>
+      <w:r>
+        <w:rPr>
+          <w:rFonts w:hint="eastAsia" w:ascii="Times New Roman" w:hAnsi="Times New Roman" w:eastAsia="Times New Roman" w:cs="Times New Roman"/>
+        </w:rPr>
+        <w:t>，</w:t>
+      </w:r>
+      <w:r>
+        <w:rPr>
+          <w:rFonts w:hint="eastAsia" w:ascii="Times New Roman" w:hAnsi="Times New Roman" w:eastAsia="FangSong" w:cs="Times New Roman"/>
+        </w:rPr>
+        <w:t>说明</w:t>
+      </w:r>
+      <w:r>
+        <w:rPr>
+          <w:rFonts w:ascii="Times New Roman" w:hAnsi="Times New Roman" w:eastAsia="Times New Roman" w:cs="Times New Roman"/>
+        </w:rPr>
+        <w:t xml:space="preserve"> C </w:t>
+      </w:r>
+      <w:r>
+        <w:rPr>
+          <w:rFonts w:hint="eastAsia" w:ascii="Times New Roman" w:hAnsi="Times New Roman" w:eastAsia="FangSong" w:cs="Times New Roman"/>
+        </w:rPr>
+        <w:t>发生三聚</w:t>
+      </w:r>
+      <w:r>
+        <w:rPr>
+          <w:rFonts w:hint="eastAsia" w:ascii="Times New Roman" w:hAnsi="Times New Roman" w:eastAsia="Times New Roman" w:cs="Times New Roman"/>
+        </w:rPr>
+        <w:t>，</w:t>
+      </w:r>
+      <w:r>
+        <w:rPr>
+          <w:rFonts w:hint="eastAsia" w:ascii="Times New Roman" w:hAnsi="Times New Roman" w:eastAsia="FangSong" w:cs="Times New Roman"/>
+        </w:rPr>
+        <w:t>得到了</w:t>
+      </w:r>
+      <w:r>
+        <w:rPr>
+          <w:rFonts w:ascii="Times New Roman" w:hAnsi="Times New Roman" w:eastAsia="Times New Roman" w:cs="Times New Roman"/>
+        </w:rPr>
+        <w:t xml:space="preserve"> </w:t>
+      </w:r>
+      <w:r>
+        <w:rPr>
+          <w:rFonts w:hint="eastAsia" w:ascii="Times New Roman" w:hAnsi="Times New Roman" w:eastAsia="Times New Roman" w:cs="Times New Roman"/>
+        </w:rPr>
+        <w:t>D。</w:t>
+      </w:r>
+      <w:r>
+        <w:rPr>
+          <w:rFonts w:hint="eastAsia" w:ascii="Times New Roman" w:hAnsi="Times New Roman" w:eastAsia="FangSong" w:cs="Times New Roman"/>
+        </w:rPr>
+        <w:t>因此反应</w:t>
+      </w:r>
+      <w:r>
+        <w:rPr>
+          <w:rFonts w:hint="eastAsia" w:ascii="Times New Roman" w:hAnsi="Times New Roman" w:eastAsia="Times New Roman" w:cs="Times New Roman"/>
+        </w:rPr>
+        <w:t>⑤</w:t>
+      </w:r>
+      <w:r>
+        <w:rPr>
+          <w:rFonts w:hint="eastAsia" w:ascii="Times New Roman" w:hAnsi="Times New Roman" w:eastAsia="FangSong" w:cs="Times New Roman"/>
+        </w:rPr>
+        <w:t>的反应类型为加成反应</w:t>
+      </w:r>
+      <w:r>
+        <w:rPr>
+          <w:rFonts w:hint="eastAsia" w:ascii="Times New Roman" w:hAnsi="Times New Roman" w:eastAsia="Times New Roman" w:cs="Times New Roman"/>
+        </w:rPr>
+        <w:t>。</w:t>
+      </w:r>
+    </w:p>
+    <w:p>
+      <w:pPr>
+        <w:pStyle w:val="BodyText"/>
+      </w:pPr>
+      <w:r>
+        <w:rPr>
+          <w:rFonts w:ascii="Times New Roman" w:hAnsi="Times New Roman" w:eastAsia="Times New Roman" w:cs="Times New Roman"/>
+        </w:rPr>
+        <w:t xml:space="preserve">1-2</w:t>
+      </w:r>
+      <w:r>
+        <w:rPr>
+          <w:rFonts w:ascii="Times New Roman" w:hAnsi="Times New Roman" w:eastAsia="Times New Roman" w:cs="Times New Roman"/>
+        </w:rPr>
+        <w:t xml:space="preserve"> </w:t>
+      </w:r>
+      <m:oMath>
+        <m:oMathPr>
+          <m:ctrlPr>
+            <w:rPr>
+              <w:sz w:val="28"/>
+              <w:szCs w:val="28"/>
+            </w:rPr>
+          </m:ctrlPr>
+        </m:oMathPr>
+        <m:sSub>
+          <m:e>
+            <m:r>
+              <m:rPr>
+                <m:sty m:val="p"/>
+              </m:rPr>
+              <m:t>C</m:t>
+            </m:r>
+          </m:e>
+          <m:sub>
+            <m:r>
+              <m:rPr>
+                <m:sty m:val="p"/>
+              </m:rPr>
+              <m:t>3</m:t>
+            </m:r>
+          </m:sub>
+        </m:sSub>
+        <m:sSub>
+          <m:e>
+            <m:r>
+              <m:rPr>
+                <m:sty m:val="p"/>
+              </m:rPr>
+              <m:t>H</m:t>
+            </m:r>
+          </m:e>
+          <m:sub>
+            <m:r>
+              <m:rPr>
+                <m:sty m:val="p"/>
+              </m:rPr>
+              <m:t>9</m:t>
+            </m:r>
+          </m:sub>
+        </m:sSub>
+        <m:sSub>
+          <m:e>
+            <m:r>
+              <m:rPr>
+                <m:sty m:val="p"/>
+              </m:rPr>
+              <m:t>N</m:t>
+            </m:r>
+          </m:e>
+          <m:sub>
+            <m:r>
+              <m:rPr>
+                <m:sty m:val="p"/>
+              </m:rPr>
+              <m:t>3</m:t>
+            </m:r>
+          </m:sub>
+        </m:sSub>
+      </m:oMath>
+      <w:r>
+        <w:rPr>
+          <w:rFonts w:ascii="Times New Roman" w:hAnsi="Times New Roman" w:eastAsia="Times New Roman" w:cs="Times New Roman"/>
+        </w:rPr>
+        <w:t xml:space="preserve"> </w:t>
+      </w:r>
+      <w:r>
+        <w:rPr>
+          <w:rFonts w:hint="eastAsia" w:ascii="Times New Roman" w:hAnsi="Times New Roman" w:eastAsia="FangSong" w:cs="Times New Roman"/>
+        </w:rPr>
+        <w:t xml:space="preserve">可写成</w:t>
+      </w:r>
+      <w:r>
+        <w:rPr>
+          <w:rFonts w:ascii="Times New Roman" w:hAnsi="Times New Roman" w:eastAsia="Times New Roman" w:cs="Times New Roman"/>
+        </w:rPr>
+        <w:t xml:space="preserve"> </w:t>
+      </w:r>
+      <m:oMath>
+        <m:oMathPr>
+          <m:ctrlPr>
+            <w:rPr>
+              <w:sz w:val="28"/>
+              <w:szCs w:val="28"/>
+            </w:rPr>
+          </m:ctrlPr>
+        </m:oMathPr>
+        <m:r>
+          <m:rPr>
+            <m:sty m:val="p"/>
+          </m:rPr>
+          <m:t>(</m:t>
+        </m:r>
+        <m:r>
+          <m:rPr>
+            <m:sty m:val="p"/>
+          </m:rPr>
+          <m:t>C</m:t>
+        </m:r>
+        <m:sSub>
+          <m:e>
+            <m:r>
+              <m:rPr>
+                <m:sty m:val="p"/>
+              </m:rPr>
+              <m:t>H</m:t>
+            </m:r>
+          </m:e>
+          <m:sub>
+            <m:r>
+              <m:rPr>
+                <m:sty m:val="p"/>
+              </m:rPr>
+              <m:t>3</m:t>
+            </m:r>
+          </m:sub>
+        </m:sSub>
+        <m:r>
+          <m:rPr>
+            <m:sty m:val="p"/>
+          </m:rPr>
+          <m:t>N</m:t>
+        </m:r>
+        <m:sSub>
+          <m:e>
+            <m:r>
+              <m:rPr>
+                <m:sty m:val="p"/>
+              </m:rPr>
+              <m:t>)</m:t>
+            </m:r>
+          </m:e>
+          <m:sub>
+            <m:r>
+              <m:t>3</m:t>
+            </m:r>
+          </m:sub>
+        </m:sSub>
+      </m:oMath>
+      <w:r>
+        <w:rPr>
+          <w:rFonts w:hint="eastAsia" w:ascii="Times New Roman" w:hAnsi="Times New Roman" w:eastAsia="Times New Roman" w:cs="Times New Roman"/>
+        </w:rPr>
+        <w:t>，</w:t>
+      </w:r>
+      <w:r>
+        <w:rPr>
+          <w:rFonts w:hint="eastAsia" w:ascii="Times New Roman" w:hAnsi="Times New Roman" w:eastAsia="FangSong" w:cs="Times New Roman"/>
+        </w:rPr>
+        <w:t>可视为</w:t>
+      </w:r>
+      <w:r>
+        <w:rPr>
+          <w:rFonts w:ascii="Times New Roman" w:hAnsi="Times New Roman" w:eastAsia="Times New Roman" w:cs="Times New Roman"/>
+        </w:rPr>
+        <w:t xml:space="preserve"> </w:t>
+      </w:r>
+      <m:oMath>
+        <m:r>
+          <m:rPr>
+            <m:sty m:val="p"/>
+          </m:rPr>
+          <m:t>C</m:t>
+        </m:r>
+        <m:sSub>
+          <m:e>
+            <m:r>
+              <m:rPr>
+                <m:sty m:val="p"/>
+              </m:rPr>
+              <m:t>H</m:t>
+            </m:r>
+          </m:e>
+          <m:sub>
+            <m:r>
+              <m:rPr>
+                <m:sty m:val="p"/>
+              </m:rPr>
+              <m:t>3</m:t>
+            </m:r>
+          </m:sub>
+        </m:sSub>
+        <m:r>
+          <m:rPr>
+            <m:sty m:val="p"/>
+          </m:rPr>
+          <m:t>N</m:t>
+        </m:r>
+      </m:oMath>
+      <w:r>
+        <w:rPr>
+          <w:rFonts w:ascii="Times New Roman" w:hAnsi="Times New Roman" w:eastAsia="Times New Roman" w:cs="Times New Roman"/>
+        </w:rPr>
+        <w:t xml:space="preserve"> </w:t>
+      </w:r>
+      <w:r>
+        <w:rPr>
+          <w:rFonts w:hint="eastAsia" w:ascii="Times New Roman" w:hAnsi="Times New Roman" w:eastAsia="FangSong" w:cs="Times New Roman"/>
+        </w:rPr>
+        <w:t>的三聚得到</w:t>
+      </w:r>
+      <w:r>
+        <w:rPr>
+          <w:rFonts w:hint="eastAsia" w:ascii="Times New Roman" w:hAnsi="Times New Roman" w:eastAsia="Times New Roman" w:cs="Times New Roman"/>
+        </w:rPr>
+        <w:t>，</w:t>
+      </w:r>
+      <w:r>
+        <w:rPr>
+          <w:rFonts w:hint="eastAsia" w:ascii="Times New Roman" w:hAnsi="Times New Roman" w:eastAsia="FangSong" w:cs="Times New Roman"/>
+        </w:rPr>
+        <w:t>而三聚一般是六元环</w:t>
+      </w:r>
+      <w:r>
+        <w:rPr>
+          <w:rFonts w:hint="eastAsia" w:ascii="Times New Roman" w:hAnsi="Times New Roman" w:eastAsia="Times New Roman" w:cs="Times New Roman"/>
+        </w:rPr>
+        <w:t>。</w:t>
+      </w:r>
+      <w:r>
+        <w:rPr>
+          <w:rFonts w:hint="eastAsia" w:ascii="Times New Roman" w:hAnsi="Times New Roman" w:eastAsia="FangSong" w:cs="Times New Roman"/>
+        </w:rPr>
+        <w:t>再应用</w:t>
+      </w:r>
+      <w:r>
+        <w:rPr>
+          <w:rFonts w:ascii="Times New Roman" w:hAnsi="Times New Roman" w:eastAsia="Times New Roman" w:cs="Times New Roman"/>
+        </w:rPr>
+        <w:t xml:space="preserve"> Lewis </w:t>
+      </w:r>
+      <w:r>
+        <w:rPr>
+          <w:rFonts w:hint="eastAsia" w:ascii="Times New Roman" w:hAnsi="Times New Roman" w:eastAsia="FangSong" w:cs="Times New Roman"/>
+        </w:rPr>
+        <w:t>电子理论</w:t>
+      </w:r>
+      <w:r>
+        <w:rPr>
+          <w:rFonts w:hint="eastAsia" w:ascii="Times New Roman" w:hAnsi="Times New Roman" w:eastAsia="Times New Roman" w:cs="Times New Roman"/>
+        </w:rPr>
+        <w:t>，</w:t>
+      </w:r>
+      <w:r>
+        <w:rPr>
+          <w:rFonts w:hint="eastAsia" w:ascii="Times New Roman" w:hAnsi="Times New Roman" w:eastAsia="FangSong" w:cs="Times New Roman"/>
+        </w:rPr>
+        <w:t>可知</w:t>
+      </w:r>
+      <w:r>
+        <w:rPr>
+          <w:rFonts w:ascii="Times New Roman" w:hAnsi="Times New Roman" w:eastAsia="Times New Roman" w:cs="Times New Roman"/>
+        </w:rPr>
+        <w:t xml:space="preserve"> A </w:t>
+      </w:r>
+      <w:r>
+        <w:rPr>
+          <w:rFonts w:hint="eastAsia" w:ascii="Times New Roman" w:hAnsi="Times New Roman" w:eastAsia="FangSong" w:cs="Times New Roman"/>
+        </w:rPr>
+        <w:t>为</w:t>
+      </w:r>
+      <w:r>
+        <w:rPr>
+          <w:rFonts w:hint="eastAsia" w:ascii="Times New Roman" w:hAnsi="Times New Roman" w:eastAsia="Times New Roman" w:cs="Times New Roman"/>
+        </w:rPr>
+        <w:t>（</w:t>
+      </w:r>
+      <w:r>
+        <w:rPr>
+          <w:rFonts w:hint="eastAsia" w:ascii="Times New Roman" w:hAnsi="Times New Roman" w:eastAsia="FangSong" w:cs="Times New Roman"/>
+        </w:rPr>
+        <w:t>结构图</w:t>
+      </w:r>
+      <w:r>
+        <w:rPr>
+          <w:rFonts w:hint="eastAsia" w:ascii="Times New Roman" w:hAnsi="Times New Roman" w:eastAsia="Times New Roman" w:cs="Times New Roman"/>
+        </w:rPr>
+        <w:t>）：</w:t>
+      </w:r>
+    </w:p>
+    <w:p>
+      <w:pPr>
+        <w:pStyle w:val="BodyText"/>
+        <w:spacing w:before="160" w:after="80"/>
+        <w:jc w:val="center"/>
+      </w:pPr>
+      <w:r>
+        <w:rPr>
+          <w:rFonts w:ascii="Times New Roman" w:hAnsi="Times New Roman" w:eastAsia="Times New Roman" w:cs="Times New Roman"/>
+        </w:rPr>
+        <w:drawing>
+          <wp:inline>
+            <wp:extent cx="1816100" cy="1536700"/>
+            <wp:effectExtent b="0" l="0" r="0" t="0"/>
+            <wp:docPr descr="" title="" id="128" name="Picture"/>
+            <a:graphic>
+              <a:graphicData uri="http://schemas.openxmlformats.org/drawingml/2006/picture">
+                <pic:pic>
+                  <pic:nvPicPr>
+                    <pic:cNvPr descr="995d5503feec28876c66db88a983009f6b8250b6fdd0a00e4ab54342ca15444d.jpg" id="129" name="Picture"/>
+                    <pic:cNvPicPr>
+                      <a:picLocks noChangeArrowheads="1" noChangeAspect="1"/>
+                    </pic:cNvPicPr>
+                  </pic:nvPicPr>
+                  <pic:blipFill>
+                    <a:blip r:embed="rId116"/>
+                    <a:stretch>
+                      <a:fillRect/>
+                    </a:stretch>
+                  </pic:blipFill>
+                  <pic:spPr bwMode="auto">
+                    <a:xfrm>
+                      <a:off x="0" y="0"/>
+                      <a:ext cx="1816100" cy="1536700"/>
+                    </a:xfrm>
+                    <a:prstGeom prst="rect">
+                      <a:avLst/>
+                    </a:prstGeom>
+                    <a:noFill/>
+                    <a:ln w="9525">
+                      <a:noFill/>
+                      <a:headEnd/>
+                      <a:tailEnd/>
+                    </a:ln>
+                  </pic:spPr>
+                </pic:pic>
+              </a:graphicData>
+            </a:graphic>
+          </wp:inline>
+        </w:drawing>
+      </w:r>
+    </w:p>
+    <w:p>
+      <w:pPr>
+        <w:pStyle w:val="BodyText"/>
+      </w:pPr>
+      <w:r>
+        <w:rPr>
+          <w:rFonts w:hint="eastAsia" w:ascii="Times New Roman" w:hAnsi="Times New Roman" w:eastAsia="FangSong" w:cs="Times New Roman"/>
+        </w:rPr>
+        <w:t xml:space="preserve">由于</w:t>
+      </w:r>
+      <w:r>
+        <w:rPr>
+          <w:rFonts w:ascii="Times New Roman" w:hAnsi="Times New Roman" w:eastAsia="Times New Roman" w:cs="Times New Roman"/>
+        </w:rPr>
+        <w:t xml:space="preserve"> A </w:t>
+      </w:r>
+      <w:r>
+        <w:rPr>
+          <w:rFonts w:hint="eastAsia" w:ascii="Times New Roman" w:hAnsi="Times New Roman" w:eastAsia="FangSong" w:cs="Times New Roman"/>
+        </w:rPr>
+        <w:t>中</w:t>
+      </w:r>
+      <w:r>
+        <w:rPr>
+          <w:rFonts w:hint="eastAsia" w:ascii="Times New Roman" w:hAnsi="Times New Roman" w:eastAsia="Times New Roman" w:cs="Times New Roman"/>
+        </w:rPr>
+        <w:t>—NH</w:t>
+      </w:r>
+      <w:r>
+        <w:rPr>
+          <w:rFonts w:ascii="Times New Roman" w:hAnsi="Times New Roman" w:eastAsia="Times New Roman" w:cs="Times New Roman"/>
+        </w:rPr>
+        <w:t xml:space="preserve"> </w:t>
+      </w:r>
+      <w:r>
+        <w:rPr>
+          <w:rFonts w:hint="eastAsia" w:ascii="Times New Roman" w:hAnsi="Times New Roman" w:eastAsia="FangSong" w:cs="Times New Roman"/>
+        </w:rPr>
+        <w:t>为给质子试剂</w:t>
+      </w:r>
+      <w:r>
+        <w:rPr>
+          <w:rFonts w:hint="eastAsia" w:ascii="Times New Roman" w:hAnsi="Times New Roman" w:eastAsia="Times New Roman" w:cs="Times New Roman"/>
+        </w:rPr>
+        <w:t>，</w:t>
+      </w:r>
+      <w:r>
+        <w:rPr>
+          <w:rFonts w:hint="eastAsia" w:ascii="Times New Roman" w:hAnsi="Times New Roman" w:eastAsia="FangSong" w:cs="Times New Roman"/>
+        </w:rPr>
+        <w:t>能与</w:t>
+      </w:r>
+      <w:r>
+        <w:rPr>
+          <w:rFonts w:ascii="Times New Roman" w:hAnsi="Times New Roman" w:eastAsia="Times New Roman" w:cs="Times New Roman"/>
+        </w:rPr>
+        <w:t xml:space="preserve"> </w:t>
+      </w:r>
+      <m:oMath>
+        <m:r>
+          <m:rPr>
+            <m:sty m:val="p"/>
+          </m:rPr>
+          <m:t>C</m:t>
+        </m:r>
+        <m:sSub>
+          <m:e>
+            <m:r>
+              <m:rPr>
+                <m:sty m:val="p"/>
+              </m:rPr>
+              <m:t>H</m:t>
+            </m:r>
+          </m:e>
+          <m:sub>
+            <m:r>
+              <m:rPr>
+                <m:sty m:val="p"/>
+              </m:rPr>
+              <m:t>2</m:t>
+            </m:r>
+          </m:sub>
+        </m:sSub>
+        <m:r>
+          <m:rPr>
+            <m:sty m:val="p"/>
+          </m:rPr>
+          <m:t>=</m:t>
+        </m:r>
+        <m:r>
+          <m:rPr>
+            <m:sty m:val="p"/>
+          </m:rPr>
+          <m:t>O</m:t>
+        </m:r>
+      </m:oMath>
+      <w:r>
+        <w:rPr>
+          <w:rFonts w:ascii="Times New Roman" w:hAnsi="Times New Roman" w:eastAsia="Times New Roman" w:cs="Times New Roman"/>
+        </w:rPr>
+        <w:t xml:space="preserve"> </w:t>
+      </w:r>
+      <w:r>
+        <w:rPr>
+          <w:rFonts w:hint="eastAsia" w:ascii="Times New Roman" w:hAnsi="Times New Roman" w:eastAsia="FangSong" w:cs="Times New Roman"/>
+        </w:rPr>
+        <w:t>发生加成反应</w:t>
+      </w:r>
+      <w:r>
+        <w:rPr>
+          <w:rFonts w:hint="eastAsia" w:ascii="Times New Roman" w:hAnsi="Times New Roman" w:eastAsia="Times New Roman" w:cs="Times New Roman"/>
+        </w:rPr>
+        <w:t>（</w:t>
+      </w:r>
+      <w:r>
+        <w:rPr>
+          <w:rFonts w:hint="eastAsia" w:ascii="Times New Roman" w:hAnsi="Times New Roman" w:eastAsia="FangSong" w:cs="Times New Roman"/>
+        </w:rPr>
+        <w:t>产生</w:t>
+      </w:r>
+      <w:r>
+        <w:rPr>
+          <w:rFonts w:hint="eastAsia" w:ascii="Times New Roman" w:hAnsi="Times New Roman" w:eastAsia="Times New Roman" w:cs="Times New Roman"/>
+        </w:rPr>
+        <w:t>—OH），</w:t>
+      </w:r>
+      <w:r>
+        <w:rPr>
+          <w:rFonts w:hint="eastAsia" w:ascii="Times New Roman" w:hAnsi="Times New Roman" w:eastAsia="FangSong" w:cs="Times New Roman"/>
+        </w:rPr>
+        <w:t>再与</w:t>
+      </w:r>
+      <w:r>
+        <w:rPr>
+          <w:rFonts w:ascii="Times New Roman" w:hAnsi="Times New Roman" w:eastAsia="Times New Roman" w:cs="Times New Roman"/>
+        </w:rPr>
+        <w:t xml:space="preserve"> NH</w:t>
+      </w:r>
+      <w:r>
+        <w:rPr>
+          <w:rFonts w:ascii="Times New Roman" w:hAnsi="Times New Roman" w:eastAsia="Times New Roman" w:cs="Times New Roman"/>
+          <w:vertAlign w:val="subscript"/>
+        </w:rPr>
+        <w:t>3</w:t>
+      </w:r>
+      <w:r>
+        <w:rPr>
+          <w:rFonts w:ascii="Times New Roman" w:hAnsi="Times New Roman" w:eastAsia="Times New Roman" w:cs="Times New Roman"/>
+        </w:rPr>
+        <w:t xml:space="preserve"> </w:t>
+      </w:r>
+      <w:r>
+        <w:rPr>
+          <w:rFonts w:hint="eastAsia" w:ascii="Times New Roman" w:hAnsi="Times New Roman" w:eastAsia="FangSong" w:cs="Times New Roman"/>
+        </w:rPr>
+        <w:t>反应</w:t>
+      </w:r>
+      <w:r>
+        <w:rPr>
+          <w:rFonts w:hint="eastAsia" w:ascii="Times New Roman" w:hAnsi="Times New Roman" w:eastAsia="Times New Roman" w:cs="Times New Roman"/>
+        </w:rPr>
+        <w:t>，</w:t>
+      </w:r>
+      <w:r>
+        <w:rPr>
+          <w:rFonts w:hint="eastAsia" w:ascii="Times New Roman" w:hAnsi="Times New Roman" w:eastAsia="FangSong" w:cs="Times New Roman"/>
+        </w:rPr>
+        <w:t>实际为</w:t>
+      </w:r>
+      <w:r>
+        <w:rPr>
+          <w:rFonts w:hint="eastAsia" w:ascii="Times New Roman" w:hAnsi="Times New Roman" w:eastAsia="Times New Roman" w:cs="Times New Roman"/>
+        </w:rPr>
+        <w:t>—OH</w:t>
+      </w:r>
+      <w:r>
+        <w:rPr>
+          <w:rFonts w:ascii="Times New Roman" w:hAnsi="Times New Roman" w:eastAsia="Times New Roman" w:cs="Times New Roman"/>
+        </w:rPr>
+        <w:t xml:space="preserve"> </w:t>
+      </w:r>
+      <w:r>
+        <w:rPr>
+          <w:rFonts w:hint="eastAsia" w:ascii="Times New Roman" w:hAnsi="Times New Roman" w:eastAsia="FangSong" w:cs="Times New Roman"/>
+        </w:rPr>
+        <w:t xml:space="preserve">与</w:t>
+      </w:r>
+      <w:r>
+        <w:rPr>
+          <w:rFonts w:ascii="Times New Roman" w:hAnsi="Times New Roman" w:eastAsia="Times New Roman" w:cs="Times New Roman"/>
+        </w:rPr>
+        <w:t xml:space="preserve"> </w:t>
+      </w:r>
+      <m:oMath>
+        <m:r>
+          <m:t>H</m:t>
+        </m:r>
+        <m:r>
+          <m:rPr>
+            <m:sty m:val="p"/>
+          </m:rPr>
+          <m:t>—</m:t>
+        </m:r>
+        <m:r>
+          <m:t>N</m:t>
+        </m:r>
+        <m:sSub>
+          <m:e>
+            <m:r>
+              <m:t>H</m:t>
+            </m:r>
+          </m:e>
+          <m:sub>
+            <m:r>
+              <m:t>2</m:t>
+            </m:r>
+          </m:sub>
+        </m:sSub>
+      </m:oMath>
+      <w:r>
+        <w:rPr>
+          <w:rFonts w:ascii="Times New Roman" w:hAnsi="Times New Roman" w:eastAsia="Times New Roman" w:cs="Times New Roman"/>
+        </w:rPr>
+        <w:t xml:space="preserve"> </w:t>
+      </w:r>
+      <w:r>
+        <w:rPr>
+          <w:rFonts w:hint="eastAsia" w:ascii="Times New Roman" w:hAnsi="Times New Roman" w:eastAsia="FangSong" w:cs="Times New Roman"/>
+        </w:rPr>
+        <w:t>发生脱水得到</w:t>
+      </w:r>
+      <w:r>
+        <w:rPr>
+          <w:rFonts w:hint="eastAsia" w:ascii="Times New Roman" w:hAnsi="Times New Roman" w:eastAsia="Times New Roman" w:cs="Times New Roman"/>
+        </w:rPr>
+        <w:t>，</w:t>
+      </w:r>
+      <w:r>
+        <w:rPr>
+          <w:rFonts w:hint="eastAsia" w:ascii="Times New Roman" w:hAnsi="Times New Roman" w:eastAsia="FangSong" w:cs="Times New Roman"/>
+        </w:rPr>
+        <w:t>因此</w:t>
+      </w:r>
+      <w:r>
+        <w:rPr>
+          <w:rFonts w:ascii="Times New Roman" w:hAnsi="Times New Roman" w:eastAsia="Times New Roman" w:cs="Times New Roman"/>
+        </w:rPr>
+        <w:t xml:space="preserve"> B </w:t>
+      </w:r>
+      <w:r>
+        <w:rPr>
+          <w:rFonts w:hint="eastAsia" w:ascii="Times New Roman" w:hAnsi="Times New Roman" w:eastAsia="FangSong" w:cs="Times New Roman"/>
+        </w:rPr>
+        <w:t>为</w:t>
+      </w:r>
+      <w:r>
+        <w:rPr>
+          <w:rFonts w:hint="eastAsia" w:ascii="Times New Roman" w:hAnsi="Times New Roman" w:eastAsia="Times New Roman" w:cs="Times New Roman"/>
+        </w:rPr>
+        <w:t>（</w:t>
+      </w:r>
+      <w:r>
+        <w:rPr>
+          <w:rFonts w:hint="eastAsia" w:ascii="Times New Roman" w:hAnsi="Times New Roman" w:eastAsia="FangSong" w:cs="Times New Roman"/>
+        </w:rPr>
+        <w:t>结构图</w:t>
+      </w:r>
+      <w:r>
+        <w:rPr>
+          <w:rFonts w:hint="eastAsia" w:ascii="Times New Roman" w:hAnsi="Times New Roman" w:eastAsia="Times New Roman" w:cs="Times New Roman"/>
+        </w:rPr>
+        <w:t>）：</w:t>
+      </w:r>
+    </w:p>
+    <w:p>
+      <w:pPr>
+        <w:pStyle w:val="BodyText"/>
+        <w:spacing w:before="160" w:after="80"/>
+        <w:jc w:val="center"/>
+      </w:pPr>
+      <w:r>
+        <w:rPr>
+          <w:rFonts w:ascii="Times New Roman" w:hAnsi="Times New Roman" w:eastAsia="Times New Roman" w:cs="Times New Roman"/>
+        </w:rPr>
+        <w:drawing>
+          <wp:inline>
+            <wp:extent cx="1625600" cy="1498600"/>
+            <wp:effectExtent b="0" l="0" r="0" t="0"/>
+            <wp:docPr descr="" title="" id="130" name="Picture"/>
+            <a:graphic>
+              <a:graphicData uri="http://schemas.openxmlformats.org/drawingml/2006/picture">
+                <pic:pic>
+                  <pic:nvPicPr>
+                    <pic:cNvPr descr="25a62ce9952b982e55aa623520a5c056966af9c580b42947e9508af873bbfdaf.jpg" id="131" name="Picture"/>
+                    <pic:cNvPicPr>
+                      <a:picLocks noChangeArrowheads="1" noChangeAspect="1"/>
+                    </pic:cNvPicPr>
+                  </pic:nvPicPr>
+                  <pic:blipFill>
+                    <a:blip r:embed="rId119"/>
+                    <a:stretch>
+                      <a:fillRect/>
+                    </a:stretch>
+                  </pic:blipFill>
+                  <pic:spPr bwMode="auto">
+                    <a:xfrm>
+                      <a:off x="0" y="0"/>
+                      <a:ext cx="1625600" cy="1498600"/>
+                    </a:xfrm>
+                    <a:prstGeom prst="rect">
+                      <a:avLst/>
+                    </a:prstGeom>
+                    <a:noFill/>
+                    <a:ln w="9525">
+                      <a:noFill/>
+                      <a:headEnd/>
+                      <a:tailEnd/>
+                    </a:ln>
+                  </pic:spPr>
+                </pic:pic>
+              </a:graphicData>
+            </a:graphic>
+          </wp:inline>
+        </w:drawing>
+      </w:r>
+    </w:p>
+    <w:p>
+      <w:pPr>
+        <w:pStyle w:val="BodyText"/>
+      </w:pPr>
+      <w:r>
+        <w:rPr>
+          <w:rFonts w:hint="eastAsia" w:ascii="Times New Roman" w:hAnsi="Times New Roman" w:eastAsia="FangSong" w:cs="Times New Roman"/>
+        </w:rPr>
+        <w:t>上述反应也可由碳元素和氮元素质量守恒可知</w:t>
+      </w:r>
+      <w:r>
+        <w:rPr>
+          <w:rFonts w:hint="eastAsia" w:ascii="Times New Roman" w:hAnsi="Times New Roman" w:eastAsia="Times New Roman" w:cs="Times New Roman"/>
+        </w:rPr>
+        <w:t>：1</w:t>
+      </w:r>
+      <w:r>
+        <w:rPr>
+          <w:rFonts w:ascii="Times New Roman" w:hAnsi="Times New Roman" w:eastAsia="Times New Roman" w:cs="Times New Roman"/>
+        </w:rPr>
+        <w:t xml:space="preserve"> mol A </w:t>
+      </w:r>
+      <w:r>
+        <w:rPr>
+          <w:rFonts w:hint="eastAsia" w:ascii="Times New Roman" w:hAnsi="Times New Roman" w:eastAsia="FangSong" w:cs="Times New Roman"/>
+        </w:rPr>
+        <w:t xml:space="preserve">与</w:t>
+      </w:r>
+      <w:r>
+        <w:rPr>
+          <w:rFonts w:ascii="Times New Roman" w:hAnsi="Times New Roman" w:eastAsia="Times New Roman" w:cs="Times New Roman"/>
+        </w:rPr>
+        <w:t xml:space="preserve"> 3 mol HCHO </w:t>
+      </w:r>
+      <w:r>
+        <w:rPr>
+          <w:rFonts w:hint="eastAsia" w:ascii="Times New Roman" w:hAnsi="Times New Roman" w:eastAsia="FangSong" w:cs="Times New Roman"/>
+        </w:rPr>
+        <w:t xml:space="preserve">和</w:t>
+      </w:r>
+      <w:r>
+        <w:rPr>
+          <w:rFonts w:ascii="Times New Roman" w:hAnsi="Times New Roman" w:eastAsia="Times New Roman" w:cs="Times New Roman"/>
+        </w:rPr>
+        <w:t xml:space="preserve"> 1 mol NH</w:t>
+      </w:r>
+      <w:r>
+        <w:rPr>
+          <w:rFonts w:ascii="Times New Roman" w:hAnsi="Times New Roman" w:eastAsia="Times New Roman" w:cs="Times New Roman"/>
+          <w:vertAlign w:val="subscript"/>
+        </w:rPr>
+        <w:t>3</w:t>
+      </w:r>
+      <w:r>
+        <w:rPr>
+          <w:rFonts w:ascii="Times New Roman" w:hAnsi="Times New Roman" w:eastAsia="Times New Roman" w:cs="Times New Roman"/>
+        </w:rPr>
+        <w:t xml:space="preserve"> </w:t>
+      </w:r>
+      <w:r>
+        <w:rPr>
+          <w:rFonts w:hint="eastAsia" w:ascii="Times New Roman" w:hAnsi="Times New Roman" w:eastAsia="FangSong" w:cs="Times New Roman"/>
+        </w:rPr>
+        <w:t>反应得到</w:t>
+      </w:r>
+      <w:r>
+        <w:rPr>
+          <w:rFonts w:hint="eastAsia" w:ascii="Times New Roman" w:hAnsi="Times New Roman" w:eastAsia="Times New Roman" w:cs="Times New Roman"/>
+        </w:rPr>
+        <w:t>。</w:t>
+      </w:r>
+      <w:r>
+        <w:rPr>
+          <w:rFonts w:hint="eastAsia" w:ascii="Times New Roman" w:hAnsi="Times New Roman" w:eastAsia="FangSong" w:cs="Times New Roman"/>
+        </w:rPr>
+        <w:t>再由基本的有机化学知识</w:t>
+      </w:r>
+      <w:r>
+        <w:rPr>
+          <w:rFonts w:hint="eastAsia" w:ascii="Times New Roman" w:hAnsi="Times New Roman" w:eastAsia="Times New Roman" w:cs="Times New Roman"/>
+        </w:rPr>
+        <w:t>，</w:t>
+      </w:r>
+      <w:r>
+        <w:rPr>
+          <w:rFonts w:hint="eastAsia" w:ascii="Times New Roman" w:hAnsi="Times New Roman" w:eastAsia="FangSong" w:cs="Times New Roman"/>
+        </w:rPr>
+        <w:t>即可得到上述结论</w:t>
+      </w:r>
+      <w:r>
+        <w:rPr>
+          <w:rFonts w:hint="eastAsia" w:ascii="Times New Roman" w:hAnsi="Times New Roman" w:eastAsia="Times New Roman" w:cs="Times New Roman"/>
+        </w:rPr>
+        <w:t>。</w:t>
+      </w:r>
+    </w:p>
+    <w:p>
+      <w:pPr>
+        <w:pStyle w:val="BodyText"/>
+      </w:pPr>
+      <w:r>
+        <w:rPr>
+          <w:rFonts w:ascii="Times New Roman" w:hAnsi="Times New Roman" w:eastAsia="Times New Roman" w:cs="Times New Roman"/>
+        </w:rPr>
+        <w:t xml:space="preserve">HCHO </w:t>
+      </w:r>
+      <w:r>
+        <w:rPr>
+          <w:rFonts w:hint="eastAsia" w:ascii="Times New Roman" w:hAnsi="Times New Roman" w:eastAsia="FangSong" w:cs="Times New Roman"/>
+        </w:rPr>
+        <w:t xml:space="preserve">与</w:t>
+      </w:r>
+      <w:r>
+        <w:rPr>
+          <w:rFonts w:ascii="Times New Roman" w:hAnsi="Times New Roman" w:eastAsia="Times New Roman" w:cs="Times New Roman"/>
+        </w:rPr>
+        <w:t xml:space="preserve"> </w:t>
+      </w:r>
+      <m:oMath>
+        <m:oMathPr>
+          <m:ctrlPr>
+            <w:rPr>
+              <w:sz w:val="28"/>
+              <w:szCs w:val="28"/>
+            </w:rPr>
+          </m:ctrlPr>
+        </m:oMathPr>
+        <m:r>
+          <m:t>C</m:t>
+        </m:r>
+        <m:sSub>
+          <m:e>
+            <m:r>
+              <m:t>H</m:t>
+            </m:r>
+          </m:e>
+          <m:sub>
+            <m:r>
+              <m:t>3</m:t>
+            </m:r>
+          </m:sub>
+        </m:sSub>
+        <m:r>
+          <m:t>C</m:t>
+        </m:r>
+        <m:r>
+          <m:t>O</m:t>
+        </m:r>
+        <m:r>
+          <m:t>N</m:t>
+        </m:r>
+        <m:sSub>
+          <m:e>
+            <m:r>
+              <m:t>H</m:t>
+            </m:r>
+          </m:e>
+          <m:sub>
+            <m:r>
+              <m:t>2</m:t>
+            </m:r>
+          </m:sub>
+        </m:sSub>
+      </m:oMath>
+      <w:r>
+        <w:rPr>
+          <w:rFonts w:ascii="Times New Roman" w:hAnsi="Times New Roman" w:eastAsia="Times New Roman" w:cs="Times New Roman"/>
+        </w:rPr>
+        <w:t xml:space="preserve"> </w:t>
+      </w:r>
+      <w:r>
+        <w:rPr>
+          <w:rFonts w:hint="eastAsia" w:ascii="Times New Roman" w:hAnsi="Times New Roman" w:eastAsia="FangSong" w:cs="Times New Roman"/>
+        </w:rPr>
+        <w:t>反应</w:t>
+      </w:r>
+      <w:r>
+        <w:rPr>
+          <w:rFonts w:hint="eastAsia" w:ascii="Times New Roman" w:hAnsi="Times New Roman" w:eastAsia="Times New Roman" w:cs="Times New Roman"/>
+        </w:rPr>
+        <w:t>，</w:t>
+      </w:r>
+      <w:r>
+        <w:rPr>
+          <w:rFonts w:hint="eastAsia" w:ascii="Times New Roman" w:hAnsi="Times New Roman" w:eastAsia="FangSong" w:cs="Times New Roman"/>
+        </w:rPr>
+        <w:t>得到</w:t>
+      </w:r>
+      <w:r>
+        <w:rPr>
+          <w:rFonts w:ascii="Times New Roman" w:hAnsi="Times New Roman" w:eastAsia="Times New Roman" w:cs="Times New Roman"/>
+        </w:rPr>
+        <w:t xml:space="preserve"> </w:t>
+      </w:r>
+      <w:r>
+        <w:rPr>
+          <w:rFonts w:hint="eastAsia" w:ascii="Times New Roman" w:hAnsi="Times New Roman" w:eastAsia="Times New Roman" w:cs="Times New Roman"/>
+        </w:rPr>
+        <w:t>C。</w:t>
+      </w:r>
+      <w:r>
+        <w:rPr>
+          <w:rFonts w:hint="eastAsia" w:ascii="Times New Roman" w:hAnsi="Times New Roman" w:eastAsia="FangSong" w:cs="Times New Roman"/>
+        </w:rPr>
+        <w:t>结合题中信息</w:t>
+      </w:r>
+      <w:r>
+        <w:rPr>
+          <w:rFonts w:hint="eastAsia" w:ascii="Times New Roman" w:hAnsi="Times New Roman" w:eastAsia="Times New Roman" w:cs="Times New Roman"/>
+        </w:rPr>
+        <w:t>，</w:t>
+      </w:r>
+      <w:r>
+        <w:rPr>
+          <w:rFonts w:hint="eastAsia" w:ascii="Times New Roman" w:hAnsi="Times New Roman" w:eastAsia="FangSong" w:cs="Times New Roman"/>
+        </w:rPr>
+        <w:t>可知</w:t>
+      </w:r>
+      <w:r>
+        <w:rPr>
+          <w:rFonts w:ascii="Times New Roman" w:hAnsi="Times New Roman" w:eastAsia="Times New Roman" w:cs="Times New Roman"/>
+        </w:rPr>
+        <w:t xml:space="preserve"> D </w:t>
+      </w:r>
+      <w:r>
+        <w:rPr>
+          <w:rFonts w:hint="eastAsia" w:ascii="Times New Roman" w:hAnsi="Times New Roman" w:eastAsia="FangSong" w:cs="Times New Roman"/>
+        </w:rPr>
+        <w:t>为</w:t>
+      </w:r>
+      <w:r>
+        <w:rPr>
+          <w:rFonts w:hint="eastAsia" w:ascii="Times New Roman" w:hAnsi="Times New Roman" w:eastAsia="Times New Roman" w:cs="Times New Roman"/>
+        </w:rPr>
+        <w:t>（</w:t>
+      </w:r>
+      <w:r>
+        <w:rPr>
+          <w:rFonts w:hint="eastAsia" w:ascii="Times New Roman" w:hAnsi="Times New Roman" w:eastAsia="FangSong" w:cs="Times New Roman"/>
+        </w:rPr>
+        <w:t>结构图</w:t>
+      </w:r>
+      <w:r>
+        <w:rPr>
+          <w:rFonts w:hint="eastAsia" w:ascii="Times New Roman" w:hAnsi="Times New Roman" w:eastAsia="Times New Roman" w:cs="Times New Roman"/>
+        </w:rPr>
+        <w:t>）：</w:t>
+      </w:r>
+    </w:p>
+    <w:p>
+      <w:pPr>
+        <w:pStyle w:val="BodyText"/>
+        <w:spacing w:before="160" w:after="80"/>
+        <w:jc w:val="center"/>
+      </w:pPr>
+      <w:r>
+        <w:rPr>
+          <w:rFonts w:ascii="Times New Roman" w:hAnsi="Times New Roman" w:eastAsia="Times New Roman" w:cs="Times New Roman"/>
+        </w:rPr>
+        <w:drawing>
+          <wp:inline>
+            <wp:extent cx="3600000" cy="2655584"/>
+            <wp:effectExtent b="0" l="0" r="0" t="0"/>
+            <wp:docPr descr="" title="" id="132" name="Picture"/>
+            <a:graphic>
+              <a:graphicData uri="http://schemas.openxmlformats.org/drawingml/2006/picture">
+                <pic:pic>
+                  <pic:nvPicPr>
+                    <pic:cNvPr descr="b03310acedab438f21a2b82ae2ab16ee89a173f10fb74d5e9e46d46ebe077f6c.jpg" id="133" name="Picture"/>
+                    <pic:cNvPicPr>
+                      <a:picLocks noChangeArrowheads="1" noChangeAspect="1"/>
+                    </pic:cNvPicPr>
+                  </pic:nvPicPr>
+                  <pic:blipFill>
+                    <a:blip r:embed="rId122"/>
+                    <a:stretch>
+                      <a:fillRect/>
+                    </a:stretch>
+                  </pic:blipFill>
+                  <pic:spPr bwMode="auto">
+                    <a:xfrm>
+                      <a:off x="0" y="0"/>
+                      <a:ext cx="3600000" cy="2655584"/>
+                    </a:xfrm>
+                    <a:prstGeom prst="rect">
+                      <a:avLst/>
+                    </a:prstGeom>
+                    <a:noFill/>
+                    <a:ln w="9525">
+                      <a:noFill/>
+                      <a:headEnd/>
+                      <a:tailEnd/>
+                    </a:ln>
+                  </pic:spPr>
+                </pic:pic>
+              </a:graphicData>
+            </a:graphic>
+          </wp:inline>
+        </w:drawing>
+      </w:r>
+    </w:p>
+    <w:p>
+      <w:pPr>
+        <w:pStyle w:val="BodyText"/>
+      </w:pPr>
+      <w:r>
+        <w:rPr>
+          <w:rFonts w:ascii="Times New Roman" w:hAnsi="Times New Roman" w:eastAsia="Times New Roman" w:cs="Times New Roman"/>
+        </w:rPr>
+        <w:t xml:space="preserve">1-3 E </w:t>
+      </w:r>
+      <w:r>
+        <w:rPr>
+          <w:rFonts w:hint="eastAsia" w:ascii="Times New Roman" w:hAnsi="Times New Roman" w:eastAsia="FangSong" w:cs="Times New Roman"/>
+        </w:rPr>
+        <w:t xml:space="preserve">可分别由</w:t>
+      </w:r>
+      <w:r>
+        <w:rPr>
+          <w:rFonts w:ascii="Times New Roman" w:hAnsi="Times New Roman" w:eastAsia="Times New Roman" w:cs="Times New Roman"/>
+        </w:rPr>
+        <w:t xml:space="preserve"> B </w:t>
+      </w:r>
+      <w:r>
+        <w:rPr>
+          <w:rFonts w:hint="eastAsia" w:ascii="Times New Roman" w:hAnsi="Times New Roman" w:eastAsia="FangSong" w:cs="Times New Roman"/>
+        </w:rPr>
+        <w:t xml:space="preserve">或</w:t>
+      </w:r>
+      <w:r>
+        <w:rPr>
+          <w:rFonts w:ascii="Times New Roman" w:hAnsi="Times New Roman" w:eastAsia="Times New Roman" w:cs="Times New Roman"/>
+        </w:rPr>
+        <w:t xml:space="preserve"> D </w:t>
+      </w:r>
+      <w:r>
+        <w:rPr>
+          <w:rFonts w:hint="eastAsia" w:ascii="Times New Roman" w:hAnsi="Times New Roman" w:eastAsia="FangSong" w:cs="Times New Roman"/>
+        </w:rPr>
+        <w:t>与浓硝酸反应得到</w:t>
+      </w:r>
+      <w:r>
+        <w:rPr>
+          <w:rFonts w:hint="eastAsia" w:ascii="Times New Roman" w:hAnsi="Times New Roman" w:eastAsia="Times New Roman" w:cs="Times New Roman"/>
+        </w:rPr>
+        <w:t>，</w:t>
+      </w:r>
+      <w:r>
+        <w:rPr>
+          <w:rFonts w:hint="eastAsia" w:ascii="Times New Roman" w:hAnsi="Times New Roman" w:eastAsia="FangSong" w:cs="Times New Roman"/>
+        </w:rPr>
+        <w:t>除生成</w:t>
+      </w:r>
+      <w:r>
+        <w:rPr>
+          <w:rFonts w:ascii="Times New Roman" w:hAnsi="Times New Roman" w:eastAsia="Times New Roman" w:cs="Times New Roman"/>
+        </w:rPr>
+        <w:t xml:space="preserve"> E </w:t>
+      </w:r>
+      <w:r>
+        <w:rPr>
+          <w:rFonts w:hint="eastAsia" w:ascii="Times New Roman" w:hAnsi="Times New Roman" w:eastAsia="FangSong" w:cs="Times New Roman"/>
+        </w:rPr>
+        <w:t>外</w:t>
+      </w:r>
+      <w:r>
+        <w:rPr>
+          <w:rFonts w:hint="eastAsia" w:ascii="Times New Roman" w:hAnsi="Times New Roman" w:eastAsia="Times New Roman" w:cs="Times New Roman"/>
+        </w:rPr>
+        <w:t>，</w:t>
+      </w:r>
+      <w:r>
+        <w:rPr>
+          <w:rFonts w:hint="eastAsia" w:ascii="Times New Roman" w:hAnsi="Times New Roman" w:eastAsia="FangSong" w:cs="Times New Roman"/>
+        </w:rPr>
+        <w:t>还有</w:t>
+      </w:r>
+      <w:r>
+        <w:rPr>
+          <w:rFonts w:ascii="Times New Roman" w:hAnsi="Times New Roman" w:eastAsia="Times New Roman" w:cs="Times New Roman"/>
+        </w:rPr>
+        <w:t xml:space="preserve"> </w:t>
+      </w:r>
+      <m:oMath>
+        <m:sSub>
+          <m:e>
+            <m:r>
+              <m:rPr>
+                <m:sty m:val="p"/>
+              </m:rPr>
+              <m:t>N</m:t>
+            </m:r>
+          </m:e>
+          <m:sub>
+            <m:r>
+              <m:t>2</m:t>
+            </m:r>
+          </m:sub>
+        </m:sSub>
+      </m:oMath>
+      <w:r>
+        <w:rPr>
+          <w:rFonts w:ascii="Times New Roman" w:hAnsi="Times New Roman" w:eastAsia="Times New Roman" w:cs="Times New Roman"/>
+        </w:rPr>
+        <w:t xml:space="preserve"> </w:t>
+      </w:r>
+      <w:r>
+        <w:rPr>
+          <w:rFonts w:hint="eastAsia" w:ascii="Times New Roman" w:hAnsi="Times New Roman" w:eastAsia="FangSong" w:cs="Times New Roman"/>
+        </w:rPr>
+        <w:t xml:space="preserve">和</w:t>
+      </w:r>
+      <w:r>
+        <w:rPr>
+          <w:rFonts w:ascii="Times New Roman" w:hAnsi="Times New Roman" w:eastAsia="Times New Roman" w:cs="Times New Roman"/>
+        </w:rPr>
+        <w:t xml:space="preserve"> </w:t>
+      </w:r>
+      <m:oMath>
+        <m:sSub>
+          <m:e>
+            <m:r>
+              <m:rPr>
+                <m:sty m:val="p"/>
+              </m:rPr>
+              <m:t>C</m:t>
+            </m:r>
+            <m:r>
+              <m:rPr>
+                <m:sty m:val="p"/>
+              </m:rPr>
+              <m:t>O</m:t>
+            </m:r>
+          </m:e>
+          <m:sub>
+            <m:r>
+              <m:t>2</m:t>
+            </m:r>
+          </m:sub>
+        </m:sSub>
+      </m:oMath>
+      <w:r>
+        <w:rPr>
+          <w:rFonts w:ascii="Times New Roman" w:hAnsi="Times New Roman" w:eastAsia="Times New Roman" w:cs="Times New Roman"/>
+        </w:rPr>
+        <w:t xml:space="preserve"> </w:t>
+      </w:r>
+      <w:r>
+        <w:rPr>
+          <w:rFonts w:hint="eastAsia" w:ascii="Times New Roman" w:hAnsi="Times New Roman" w:eastAsia="FangSong" w:cs="Times New Roman"/>
+        </w:rPr>
+        <w:t>气体</w:t>
+      </w:r>
+      <w:r>
+        <w:rPr>
+          <w:rFonts w:hint="eastAsia" w:ascii="Times New Roman" w:hAnsi="Times New Roman" w:eastAsia="Times New Roman" w:cs="Times New Roman"/>
+        </w:rPr>
+        <w:t>。E</w:t>
+      </w:r>
+      <w:r>
+        <w:rPr>
+          <w:rFonts w:ascii="Times New Roman" w:hAnsi="Times New Roman" w:eastAsia="Times New Roman" w:cs="Times New Roman"/>
+        </w:rPr>
+        <w:t xml:space="preserve"> </w:t>
+      </w:r>
+      <w:r>
+        <w:rPr>
+          <w:rFonts w:hint="eastAsia" w:ascii="Times New Roman" w:hAnsi="Times New Roman" w:eastAsia="FangSong" w:cs="Times New Roman"/>
+        </w:rPr>
+        <w:t xml:space="preserve">分子式为</w:t>
+      </w:r>
+      <w:r>
+        <w:rPr>
+          <w:rFonts w:ascii="Times New Roman" w:hAnsi="Times New Roman" w:eastAsia="Times New Roman" w:cs="Times New Roman"/>
+        </w:rPr>
+        <w:t xml:space="preserve"> </w:t>
+      </w:r>
+      <m:oMath>
+        <m:oMathPr>
+          <m:ctrlPr>
+            <w:rPr>
+              <w:sz w:val="28"/>
+              <w:szCs w:val="28"/>
+            </w:rPr>
+          </m:ctrlPr>
+        </m:oMathPr>
+        <m:sSub>
+          <m:e>
+            <m:r>
+              <m:rPr>
+                <m:sty m:val="p"/>
+              </m:rPr>
+              <m:t>C</m:t>
+            </m:r>
+          </m:e>
+          <m:sub>
+            <m:r>
+              <m:t>3</m:t>
+            </m:r>
+          </m:sub>
+        </m:sSub>
+        <m:sSub>
+          <m:e>
+            <m:r>
+              <m:rPr>
+                <m:sty m:val="p"/>
+              </m:rPr>
+              <m:t>H</m:t>
+            </m:r>
+          </m:e>
+          <m:sub>
+            <m:r>
+              <m:t>6</m:t>
+            </m:r>
+          </m:sub>
+        </m:sSub>
+        <m:sSub>
+          <m:e>
+            <m:r>
+              <m:rPr>
+                <m:sty m:val="p"/>
+              </m:rPr>
+              <m:t>N</m:t>
+            </m:r>
+          </m:e>
+          <m:sub>
+            <m:r>
+              <m:t>6</m:t>
+            </m:r>
+          </m:sub>
+        </m:sSub>
+        <m:sSub>
+          <m:e>
+            <m:r>
+              <m:rPr>
+                <m:sty m:val="p"/>
+              </m:rPr>
+              <m:t>O</m:t>
+            </m:r>
+          </m:e>
+          <m:sub>
+            <m:r>
+              <m:t>6</m:t>
+            </m:r>
+          </m:sub>
+        </m:sSub>
+      </m:oMath>
+      <w:r>
+        <w:rPr>
+          <w:rFonts w:hint="eastAsia" w:ascii="Times New Roman" w:hAnsi="Times New Roman" w:eastAsia="Times New Roman" w:cs="Times New Roman"/>
+        </w:rPr>
+        <w:t>，</w:t>
+      </w:r>
+      <w:r>
+        <w:rPr>
+          <w:rFonts w:hint="eastAsia" w:ascii="Times New Roman" w:hAnsi="Times New Roman" w:eastAsia="FangSong" w:cs="Times New Roman"/>
+        </w:rPr>
+        <w:t>即</w:t>
+      </w:r>
+      <w:r>
+        <w:rPr>
+          <w:rFonts w:ascii="Times New Roman" w:hAnsi="Times New Roman" w:eastAsia="Times New Roman" w:cs="Times New Roman"/>
+        </w:rPr>
+        <w:t xml:space="preserve"> </w:t>
+      </w:r>
+      <m:oMath>
+        <m:oMathPr>
+          <m:ctrlPr>
+            <w:rPr>
+              <w:sz w:val="28"/>
+              <w:szCs w:val="28"/>
+            </w:rPr>
+          </m:ctrlPr>
+        </m:oMathPr>
+        <m:r>
+          <m:rPr>
+            <m:sty m:val="p"/>
+          </m:rPr>
+          <m:t>(</m:t>
+        </m:r>
+        <m:sSub>
+          <m:e>
+            <m:r>
+              <m:rPr>
+                <m:sty m:val="p"/>
+              </m:rPr>
+              <m:t>C</m:t>
+            </m:r>
+            <m:r>
+              <m:rPr>
+                <m:sty m:val="p"/>
+              </m:rPr>
+              <m:t>H</m:t>
+            </m:r>
+          </m:e>
+          <m:sub>
+            <m:r>
+              <m:t>2</m:t>
+            </m:r>
+          </m:sub>
+        </m:sSub>
+        <m:sSub>
+          <m:e>
+            <m:r>
+              <m:rPr>
+                <m:sty m:val="p"/>
+              </m:rPr>
+              <m:t>N</m:t>
+            </m:r>
+          </m:e>
+          <m:sub>
+            <m:r>
+              <m:t>2</m:t>
+            </m:r>
+          </m:sub>
+        </m:sSub>
+        <m:sSub>
+          <m:e>
+            <m:r>
+              <m:rPr>
+                <m:sty m:val="p"/>
+              </m:rPr>
+              <m:t>O</m:t>
+            </m:r>
+          </m:e>
+          <m:sub>
+            <m:r>
+              <m:t>2</m:t>
+            </m:r>
+          </m:sub>
+        </m:sSub>
+        <m:sSub>
+          <m:e>
+            <m:r>
+              <m:rPr>
+                <m:sty m:val="p"/>
+              </m:rPr>
+              <m:t>)</m:t>
+            </m:r>
+          </m:e>
+          <m:sub>
+            <m:r>
+              <m:t>3</m:t>
+            </m:r>
+          </m:sub>
+        </m:sSub>
+      </m:oMath>
+      <w:r>
+        <w:rPr>
+          <w:rFonts w:hint="eastAsia" w:ascii="Times New Roman" w:hAnsi="Times New Roman" w:eastAsia="Times New Roman" w:cs="Times New Roman"/>
+        </w:rPr>
+        <w:t>，</w:t>
+      </w:r>
+      <w:r>
+        <w:rPr>
+          <w:rFonts w:hint="eastAsia" w:ascii="Times New Roman" w:hAnsi="Times New Roman" w:eastAsia="FangSong" w:cs="Times New Roman"/>
+        </w:rPr>
+        <w:t>因此</w:t>
+      </w:r>
+      <w:r>
+        <w:rPr>
+          <w:rFonts w:ascii="Times New Roman" w:hAnsi="Times New Roman" w:eastAsia="Times New Roman" w:cs="Times New Roman"/>
+        </w:rPr>
+        <w:t xml:space="preserve"> E </w:t>
+      </w:r>
+      <w:r>
+        <w:rPr>
+          <w:rFonts w:hint="eastAsia" w:ascii="Times New Roman" w:hAnsi="Times New Roman" w:eastAsia="FangSong" w:cs="Times New Roman"/>
+        </w:rPr>
+        <w:t>为六元环</w:t>
+      </w:r>
+      <w:r>
+        <w:rPr>
+          <w:rFonts w:hint="eastAsia" w:ascii="Times New Roman" w:hAnsi="Times New Roman" w:eastAsia="Times New Roman" w:cs="Times New Roman"/>
+        </w:rPr>
+        <w:t>。</w:t>
+      </w:r>
+      <w:r>
+        <w:rPr>
+          <w:rFonts w:hint="eastAsia" w:ascii="Times New Roman" w:hAnsi="Times New Roman" w:eastAsia="FangSong" w:cs="Times New Roman"/>
+        </w:rPr>
+        <w:t>再应用</w:t>
+      </w:r>
+      <w:r>
+        <w:rPr>
+          <w:rFonts w:ascii="Times New Roman" w:hAnsi="Times New Roman" w:eastAsia="Times New Roman" w:cs="Times New Roman"/>
+        </w:rPr>
+        <w:t xml:space="preserve"> Lewis </w:t>
+      </w:r>
+      <w:r>
+        <w:rPr>
+          <w:rFonts w:hint="eastAsia" w:ascii="Times New Roman" w:hAnsi="Times New Roman" w:eastAsia="FangSong" w:cs="Times New Roman"/>
+        </w:rPr>
+        <w:t xml:space="preserve">电子理论可知</w:t>
+      </w:r>
+      <w:r>
+        <w:rPr>
+          <w:rFonts w:ascii="Times New Roman" w:hAnsi="Times New Roman" w:eastAsia="Times New Roman" w:cs="Times New Roman"/>
+        </w:rPr>
+        <w:t xml:space="preserve"> E </w:t>
+      </w:r>
+      <w:r>
+        <w:rPr>
+          <w:rFonts w:hint="eastAsia" w:ascii="Times New Roman" w:hAnsi="Times New Roman" w:eastAsia="FangSong" w:cs="Times New Roman"/>
+        </w:rPr>
+        <w:t>为</w:t>
+      </w:r>
+      <w:r>
+        <w:rPr>
+          <w:rFonts w:hint="eastAsia" w:ascii="Times New Roman" w:hAnsi="Times New Roman" w:eastAsia="Times New Roman" w:cs="Times New Roman"/>
+        </w:rPr>
+        <w:t>（</w:t>
+      </w:r>
+      <w:r>
+        <w:rPr>
+          <w:rFonts w:hint="eastAsia" w:ascii="Times New Roman" w:hAnsi="Times New Roman" w:eastAsia="FangSong" w:cs="Times New Roman"/>
+        </w:rPr>
+        <w:t>结构图</w:t>
+      </w:r>
+      <w:r>
+        <w:rPr>
+          <w:rFonts w:hint="eastAsia" w:ascii="Times New Roman" w:hAnsi="Times New Roman" w:eastAsia="Times New Roman" w:cs="Times New Roman"/>
+        </w:rPr>
+        <w:t>）：</w:t>
+      </w:r>
+    </w:p>
+    <w:p>
+      <w:pPr>
+        <w:pStyle w:val="BodyText"/>
+        <w:spacing w:before="160" w:after="80"/>
+        <w:jc w:val="center"/>
+      </w:pPr>
+      <w:r>
+        <w:rPr>
+          <w:rFonts w:ascii="Times New Roman" w:hAnsi="Times New Roman" w:eastAsia="Times New Roman" w:cs="Times New Roman"/>
+        </w:rPr>
+        <w:drawing>
+          <wp:inline>
+            <wp:extent cx="3086100" cy="2197100"/>
+            <wp:effectExtent b="0" l="0" r="0" t="0"/>
+            <wp:docPr descr="" title="" id="134" name="Picture"/>
+            <a:graphic>
+              <a:graphicData uri="http://schemas.openxmlformats.org/drawingml/2006/picture">
+                <pic:pic>
+                  <pic:nvPicPr>
+                    <pic:cNvPr descr="49b2d885390270ff81ba9b6e1d66d2d2766782c5f9e73474528a5c422e7c7429.jpg" id="135" name="Picture"/>
+                    <pic:cNvPicPr>
+                      <a:picLocks noChangeArrowheads="1" noChangeAspect="1"/>
+                    </pic:cNvPicPr>
+                  </pic:nvPicPr>
+                  <pic:blipFill>
+                    <a:blip r:embed="rId125"/>
+                    <a:stretch>
+                      <a:fillRect/>
+                    </a:stretch>
+                  </pic:blipFill>
+                  <pic:spPr bwMode="auto">
+                    <a:xfrm>
+                      <a:off x="0" y="0"/>
+                      <a:ext cx="3086100" cy="2197100"/>
+                    </a:xfrm>
+                    <a:prstGeom prst="rect">
+                      <a:avLst/>
+                    </a:prstGeom>
+                    <a:noFill/>
+                    <a:ln w="9525">
+                      <a:noFill/>
+                      <a:headEnd/>
+                      <a:tailEnd/>
+                    </a:ln>
+                  </pic:spPr>
+                </pic:pic>
+              </a:graphicData>
+            </a:graphic>
+          </wp:inline>
+        </w:drawing>
+      </w:r>
+    </w:p>
+    <w:p>
+      <w:pPr>
+        <w:pStyle w:val="BodyText"/>
+      </w:pPr>
+      <w:r>
+        <w:rPr>
+          <w:rFonts w:hint="eastAsia" w:ascii="Times New Roman" w:hAnsi="Times New Roman" w:eastAsia="FangSong" w:cs="Times New Roman"/>
+        </w:rPr>
+        <w:t>反应</w:t>
+      </w:r>
+      <w:r>
+        <w:rPr>
+          <w:rFonts w:hint="eastAsia" w:ascii="Times New Roman" w:hAnsi="Times New Roman" w:eastAsia="Times New Roman" w:cs="Times New Roman"/>
+        </w:rPr>
+        <w:t>③</w:t>
+      </w:r>
+      <w:r>
+        <w:rPr>
+          <w:rFonts w:hint="eastAsia" w:ascii="Times New Roman" w:hAnsi="Times New Roman" w:eastAsia="FangSong" w:cs="Times New Roman"/>
+        </w:rPr>
+        <w:t>方程式</w:t>
+      </w:r>
+      <w:r>
+        <w:rPr>
+          <w:rFonts w:hint="eastAsia" w:ascii="Times New Roman" w:hAnsi="Times New Roman" w:eastAsia="Times New Roman" w:cs="Times New Roman"/>
+        </w:rPr>
+        <w:t>（</w:t>
+      </w:r>
+      <w:r>
+        <w:rPr>
+          <w:rFonts w:hint="eastAsia" w:ascii="Times New Roman" w:hAnsi="Times New Roman" w:eastAsia="FangSong" w:cs="Times New Roman"/>
+        </w:rPr>
+        <w:t>原书以</w:t>
+      </w:r>
+      <w:r>
+        <w:rPr>
+          <w:rFonts w:ascii="Times New Roman" w:hAnsi="Times New Roman" w:eastAsia="Times New Roman" w:cs="Times New Roman"/>
+        </w:rPr>
+        <w:t xml:space="preserve"> B </w:t>
+      </w:r>
+      <w:r>
+        <w:rPr>
+          <w:rFonts w:hint="eastAsia" w:ascii="Times New Roman" w:hAnsi="Times New Roman" w:eastAsia="FangSong" w:cs="Times New Roman"/>
+        </w:rPr>
+        <w:t>结构式图</w:t>
+      </w:r>
+      <w:r>
+        <w:rPr>
+          <w:rFonts w:hint="eastAsia" w:ascii="Times New Roman" w:hAnsi="Times New Roman" w:eastAsia="Times New Roman" w:cs="Times New Roman"/>
+        </w:rPr>
+        <w:t>＋「+</w:t>
+      </w:r>
+      <w:r>
+        <w:rPr>
+          <w:rFonts w:ascii="Times New Roman" w:hAnsi="Times New Roman" w:eastAsia="Times New Roman" w:cs="Times New Roman"/>
+        </w:rPr>
+        <w:t xml:space="preserve"> 6HNO</w:t>
+      </w:r>
+      <w:r>
+        <w:rPr>
+          <w:rFonts w:ascii="Times New Roman" w:hAnsi="Times New Roman" w:eastAsia="Times New Roman" w:cs="Times New Roman"/>
+          <w:vertAlign w:val="subscript"/>
+        </w:rPr>
+        <w:t>3</w:t>
+      </w:r>
+      <w:r>
+        <w:rPr>
+          <w:rFonts w:ascii="Times New Roman" w:hAnsi="Times New Roman" w:eastAsia="Times New Roman" w:cs="Times New Roman"/>
+        </w:rPr>
+        <w:t xml:space="preserve"> </w:t>
+      </w:r>
+      <w:r>
+        <w:rPr>
+          <w:rFonts w:hint="eastAsia" w:ascii="Times New Roman" w:hAnsi="Times New Roman" w:eastAsia="Times New Roman" w:cs="Times New Roman"/>
+        </w:rPr>
+        <w:t>→」</w:t>
+      </w:r>
+      <w:r>
+        <w:rPr>
+          <w:rFonts w:hint="eastAsia" w:ascii="Times New Roman" w:hAnsi="Times New Roman" w:eastAsia="FangSong" w:cs="Times New Roman"/>
+        </w:rPr>
+        <w:t>图块与</w:t>
+      </w:r>
+      <w:r>
+        <w:rPr>
+          <w:rFonts w:hint="eastAsia" w:ascii="Times New Roman" w:hAnsi="Times New Roman" w:eastAsia="Times New Roman" w:cs="Times New Roman"/>
+        </w:rPr>
+        <w:t>「+</w:t>
+      </w:r>
+      <w:r>
+        <w:rPr>
+          <w:rFonts w:ascii="Times New Roman" w:hAnsi="Times New Roman" w:eastAsia="Times New Roman" w:cs="Times New Roman"/>
+        </w:rPr>
+        <w:t xml:space="preserve"> 3CO</w:t>
+      </w:r>
+      <w:r>
+        <w:rPr>
+          <w:rFonts w:ascii="Times New Roman" w:hAnsi="Times New Roman" w:eastAsia="Times New Roman" w:cs="Times New Roman"/>
+          <w:vertAlign w:val="subscript"/>
+        </w:rPr>
+        <w:t>2</w:t>
+      </w:r>
+      <w:r>
+        <w:rPr>
+          <w:rFonts w:ascii="Times New Roman" w:hAnsi="Times New Roman" w:eastAsia="Times New Roman" w:cs="Times New Roman"/>
+        </w:rPr>
+        <w:t xml:space="preserve">↑ </w:t>
+      </w:r>
+      <w:r>
+        <w:rPr>
+          <w:rFonts w:hint="eastAsia" w:ascii="Times New Roman" w:hAnsi="Times New Roman" w:eastAsia="Times New Roman" w:cs="Times New Roman"/>
+        </w:rPr>
+        <w:t>+」</w:t>
+      </w:r>
+      <w:r>
+        <w:rPr>
+          <w:rFonts w:hint="eastAsia" w:ascii="Times New Roman" w:hAnsi="Times New Roman" w:eastAsia="FangSong" w:cs="Times New Roman"/>
+        </w:rPr>
+        <w:t>图块</w:t>
+      </w:r>
+      <w:r>
+        <w:rPr>
+          <w:rFonts w:hint="eastAsia" w:ascii="Times New Roman" w:hAnsi="Times New Roman" w:eastAsia="Times New Roman" w:cs="Times New Roman"/>
+        </w:rPr>
+        <w:t>、</w:t>
+      </w:r>
+      <w:r>
+        <w:rPr>
+          <w:rFonts w:hint="eastAsia" w:ascii="Times New Roman" w:hAnsi="Times New Roman" w:eastAsia="FangSong" w:cs="Times New Roman"/>
+        </w:rPr>
+        <w:t>末尾文本碎块呈现</w:t>
+      </w:r>
+      <w:r>
+        <w:rPr>
+          <w:rFonts w:hint="eastAsia" w:ascii="Times New Roman" w:hAnsi="Times New Roman" w:eastAsia="Times New Roman" w:cs="Times New Roman"/>
+        </w:rPr>
+        <w:t>）：</w:t>
+      </w:r>
+    </w:p>
+    <w:p>
+      <w:pPr>
+        <w:pStyle w:val="BodyText"/>
+        <w:spacing w:before="160" w:after="80"/>
+        <w:jc w:val="center"/>
+      </w:pPr>
+      <w:r>
+        <w:rPr>
+          <w:rFonts w:ascii="Times New Roman" w:hAnsi="Times New Roman" w:eastAsia="Times New Roman" w:cs="Times New Roman"/>
+        </w:rPr>
+        <w:drawing>
+          <wp:inline>
+            <wp:extent cx="3600000" cy="1424539"/>
+            <wp:effectExtent b="0" l="0" r="0" t="0"/>
+            <wp:docPr descr="" title="" id="137" name="Picture"/>
+            <a:graphic>
+              <a:graphicData uri="http://schemas.openxmlformats.org/drawingml/2006/picture">
+                <pic:pic>
+                  <pic:nvPicPr>
+                    <pic:cNvPr descr="9e46505ee819eed611e5749aaf3c4468c66ccea999af357e4c1e214f004629f8.jpg" id="138" name="Picture"/>
+                    <pic:cNvPicPr>
+                      <a:picLocks noChangeArrowheads="1" noChangeAspect="1"/>
+                    </pic:cNvPicPr>
+                  </pic:nvPicPr>
+                  <pic:blipFill>
+                    <a:blip r:embed="rId136"/>
+                    <a:stretch>
+                      <a:fillRect/>
+                    </a:stretch>
+                  </pic:blipFill>
+                  <pic:spPr bwMode="auto">
+                    <a:xfrm>
+                      <a:off x="0" y="0"/>
+                      <a:ext cx="3600000" cy="1424539"/>
+                    </a:xfrm>
+                    <a:prstGeom prst="rect">
+                      <a:avLst/>
+                    </a:prstGeom>
+                    <a:noFill/>
+                    <a:ln w="9525">
+                      <a:noFill/>
+                      <a:headEnd/>
+                      <a:tailEnd/>
+                    </a:ln>
+                  </pic:spPr>
+                </pic:pic>
+              </a:graphicData>
+            </a:graphic>
+          </wp:inline>
+        </w:drawing>
+      </w:r>
+    </w:p>
+    <w:p>
+      <w:pPr>
+        <w:pStyle w:val="BodyText"/>
+        <w:spacing w:before="160" w:after="80"/>
+        <w:jc w:val="center"/>
+      </w:pPr>
+      <w:r>
+        <w:rPr>
+          <w:rFonts w:ascii="Times New Roman" w:hAnsi="Times New Roman" w:eastAsia="Times New Roman" w:cs="Times New Roman"/>
+        </w:rPr>
+        <w:drawing>
+          <wp:inline>
+            <wp:extent cx="3600000" cy="1497872"/>
+            <wp:effectExtent b="0" l="0" r="0" t="0"/>
+            <wp:docPr descr="" title="" id="140" name="Picture"/>
+            <a:graphic>
+              <a:graphicData uri="http://schemas.openxmlformats.org/drawingml/2006/picture">
+                <pic:pic>
+                  <pic:nvPicPr>
+                    <pic:cNvPr descr="a8336f2f8e86f12150f803a5372b0c6e36b2f56c6b4ccd9c4556f7d94ae25e65.jpg" id="141" name="Picture"/>
+                    <pic:cNvPicPr>
+                      <a:picLocks noChangeArrowheads="1" noChangeAspect="1"/>
+                    </pic:cNvPicPr>
+                  </pic:nvPicPr>
+                  <pic:blipFill>
+                    <a:blip r:embed="rId139"/>
+                    <a:stretch>
+                      <a:fillRect/>
+                    </a:stretch>
+                  </pic:blipFill>
+                  <pic:spPr bwMode="auto">
+                    <a:xfrm>
+                      <a:off x="0" y="0"/>
+                      <a:ext cx="3600000" cy="1497872"/>
+                    </a:xfrm>
+                    <a:prstGeom prst="rect">
+                      <a:avLst/>
+                    </a:prstGeom>
+                    <a:noFill/>
+                    <a:ln w="9525">
+                      <a:noFill/>
+                      <a:headEnd/>
+                      <a:tailEnd/>
+                    </a:ln>
+                  </pic:spPr>
+                </pic:pic>
+              </a:graphicData>
+            </a:graphic>
+          </wp:inline>
+        </w:drawing>
+      </w:r>
+    </w:p>
+    <w:p>
+      <w:pPr>
+        <w:pStyle w:val="BodyText"/>
+      </w:pPr>
+      <m:oMathPara>
+        <m:oMathParaPr>
+          <m:jc m:val="center"/>
+          <m:ctrlPr>
+            <w:rPr>
+              <w:sz w:val="28"/>
+              <w:szCs w:val="28"/>
+            </w:rPr>
+          </m:ctrlPr>
+        </m:oMathParaPr>
+        <m:oMath>
+          <m:r>
+            <m:t>2</m:t>
+          </m:r>
+          <m:sSub>
+            <m:e>
+              <m:r>
+                <m:rPr>
+                  <m:sty m:val="p"/>
+                </m:rPr>
+                <m:t>N</m:t>
+              </m:r>
+            </m:e>
+            <m:sub>
+              <m:r>
+                <m:rPr>
+                  <m:sty m:val="p"/>
+                </m:rPr>
+                <m:t>2</m:t>
+              </m:r>
+            </m:sub>
+          </m:sSub>
+          <m:r>
+            <m:rPr>
+              <m:sty m:val="p"/>
+            </m:rPr>
+            <m:t>↑</m:t>
+          </m:r>
+          <m:r>
+            <m:rPr>
+              <m:sty m:val="p"/>
+            </m:rPr>
+            <m:t>+</m:t>
+          </m:r>
+          <m:r>
+            <m:t>6</m:t>
+          </m:r>
+          <m:sSub>
+            <m:e>
+              <m:r>
+                <m:rPr>
+                  <m:sty m:val="p"/>
+                </m:rPr>
+                <m:t>H</m:t>
+              </m:r>
+            </m:e>
+            <m:sub>
+              <m:r>
+                <m:rPr>
+                  <m:sty m:val="p"/>
+                </m:rPr>
+                <m:t>2</m:t>
+              </m:r>
+            </m:sub>
+          </m:sSub>
+          <m:r>
+            <m:rPr>
+              <m:sty m:val="p"/>
+            </m:rPr>
+            <m:t>O</m:t>
+          </m:r>
+        </m:oMath>
+      </m:oMathPara>
+    </w:p>
+    <w:p>
+      <w:pPr>
+        <w:spacing w:before="160" w:after="80"/>
+      </w:pPr>
+      <w:r>
+        <w:pict>
+          <v:rect style="width:0;height:1.5pt" o:hralign="center" o:hrstd="t" o:hr="t"/>
+        </w:pict>
+      </w:r>
+    </w:p>
+    <w:bookmarkEnd w:id="142"/>
+    <w:bookmarkStart w:id="143" w:name="moxcly化学式推断及滴定方程式第30届初赛"/>
+    <w:p>
+      <w:pPr>
+        <w:pStyle w:val="Heading2"/>
+        <w:spacing w:before="280" w:after="120"/>
+      </w:pPr>
+      <w:r>
+        <w:rPr>
+          <w:rFonts w:ascii="Times New Roman" w:hAnsi="Times New Roman" w:eastAsia="Times New Roman" w:cs="Times New Roman"/>
+        </w:rPr>
+        <w:t xml:space="preserve">9.10 </w:t>
       </w:r>
       <w:r>
         <w:rPr>
@@ -12131,8 +15724,8 @@
         </w:pict>
       </w:r>
     </w:p>
-    <w:bookmarkEnd w:id="110"/>
-    <w:bookmarkEnd w:id="111"/>
+    <w:bookmarkEnd w:id="143"/>
+    <w:bookmarkEnd w:id="144"/>
     <w:sectPr>
       <w:footerReference w:type="default" r:id="rId10"/>
       <w:footnotePr>

--- a/00-首页/题组Word/习题书/教师版/第三篇-有机化学/9-杂环化合物与含杂原子有机物.docx
+++ b/00-首页/题组Word/习题书/教师版/第三篇-有机化学/9-杂环化合物与含杂原子有机物.docx
@@ -3,239 +3,6 @@
 <w:document xmlns:w="http://schemas.openxmlformats.org/wordprocessingml/2006/main" xmlns:m="http://schemas.openxmlformats.org/officeDocument/2006/math" xmlns:r="http://schemas.openxmlformats.org/officeDocument/2006/relationships" xmlns:o="urn:schemas-microsoft-com:office:office" xmlns:v="urn:schemas-microsoft-com:vml" xmlns:w10="urn:schemas-microsoft-com:office:word" xmlns:a="http://schemas.openxmlformats.org/drawingml/2006/main" xmlns:pic="http://schemas.openxmlformats.org/drawingml/2006/picture" xmlns:wp="http://schemas.openxmlformats.org/drawingml/2006/wordprocessingDrawing">
   <w:body>
     <w:bookmarkStart w:id="144" w:name="第-9-章-杂环化合物与含杂原子有机物"/>
-    <w:p>
-      <w:pPr>
-        <w:spacing w:after="1800" w:before="1200" w:line="276" w:lineRule="auto"/>
-        <w:jc w:val="center"/>
-      </w:pPr>
-    </w:p>
-    <w:p>
-      <w:pPr>
-        <w:spacing w:after="320" w:before="0" w:line="276" w:lineRule="auto"/>
-        <w:jc w:val="center"/>
-      </w:pPr>
-      <w:r>
-        <w:rPr>
-          <w:rFonts w:ascii="Times New Roman" w:hAnsi="Times New Roman" w:eastAsia="SimHei" w:cs="Times New Roman"/>
-          <w:b/>
-          <w:color w:val="17324D"/>
-          <w:sz w:val="64"/>
-        </w:rPr>
-        <w:t>化学竞赛习题册</w:t>
-      </w:r>
-    </w:p>
-    <w:p>
-      <w:pPr>
-        <w:spacing w:after="120" w:before="0" w:line="276" w:lineRule="auto"/>
-        <w:jc w:val="center"/>
-      </w:pPr>
-      <w:r>
-        <w:rPr>
-          <w:rFonts w:ascii="Times New Roman" w:hAnsi="Times New Roman" w:eastAsia="SimHei" w:cs="Times New Roman"/>
-          <w:b w:val="0"/>
-          <w:color w:val="5B6975"/>
-          <w:sz w:val="32"/>
-        </w:rPr>
-        <w:t>第三篇</w:t>
-      </w:r>
-      <w:r>
-        <w:rPr>
-          <w:rFonts w:ascii="Times New Roman" w:hAnsi="Times New Roman" w:eastAsia="Times New Roman" w:cs="Times New Roman"/>
-          <w:b w:val="0"/>
-          <w:color w:val="5B6975"/>
-          <w:sz w:val="32"/>
-        </w:rPr>
-        <w:t xml:space="preserve"> </w:t>
-      </w:r>
-      <w:r>
-        <w:rPr>
-          <w:rFonts w:ascii="Times New Roman" w:hAnsi="Times New Roman" w:eastAsia="SimHei" w:cs="Times New Roman"/>
-          <w:b w:val="0"/>
-          <w:color w:val="5B6975"/>
-          <w:sz w:val="32"/>
-        </w:rPr>
-        <w:t>有机化学</w:t>
-      </w:r>
-    </w:p>
-    <w:p>
-      <w:pPr>
-        <w:spacing w:after="600" w:before="0" w:line="276" w:lineRule="auto"/>
-        <w:jc w:val="center"/>
-      </w:pPr>
-      <w:r>
-        <w:rPr>
-          <w:rFonts w:ascii="Times New Roman" w:hAnsi="Times New Roman" w:eastAsia="SimHei" w:cs="Times New Roman"/>
-          <w:b/>
-          <w:color w:val="17324D"/>
-          <w:sz w:val="44"/>
-        </w:rPr>
-        <w:t>第</w:t>
-      </w:r>
-      <w:r>
-        <w:rPr>
-          <w:rFonts w:ascii="Times New Roman" w:hAnsi="Times New Roman" w:eastAsia="Times New Roman" w:cs="Times New Roman"/>
-          <w:b/>
-          <w:color w:val="17324D"/>
-          <w:sz w:val="44"/>
-        </w:rPr>
-        <w:t xml:space="preserve"> 9 </w:t>
-      </w:r>
-      <w:r>
-        <w:rPr>
-          <w:rFonts w:ascii="Times New Roman" w:hAnsi="Times New Roman" w:eastAsia="SimHei" w:cs="Times New Roman"/>
-          <w:b/>
-          <w:color w:val="17324D"/>
-          <w:sz w:val="44"/>
-        </w:rPr>
-        <w:t>章</w:t>
-      </w:r>
-      <w:r>
-        <w:rPr>
-          <w:rFonts w:ascii="Times New Roman" w:hAnsi="Times New Roman" w:eastAsia="Times New Roman" w:cs="Times New Roman"/>
-          <w:b/>
-          <w:color w:val="17324D"/>
-          <w:sz w:val="44"/>
-        </w:rPr>
-        <w:t xml:space="preserve"> </w:t>
-      </w:r>
-      <w:r>
-        <w:rPr>
-          <w:rFonts w:ascii="Times New Roman" w:hAnsi="Times New Roman" w:eastAsia="SimHei" w:cs="Times New Roman"/>
-          <w:b/>
-          <w:color w:val="17324D"/>
-          <w:sz w:val="44"/>
-        </w:rPr>
-        <w:t>杂环化合物与含杂原子有机物</w:t>
-      </w:r>
-    </w:p>
-    <w:p>
-      <w:pPr>
-        <w:spacing w:after="600" w:before="120" w:line="276" w:lineRule="auto"/>
-        <w:jc w:val="center"/>
-        <w:pBdr>
-          <w:bottom w:val="single" w:sz="8" w:space="4" w:color="4A6577"/>
-        </w:pBdr>
-      </w:pPr>
-    </w:p>
-    <w:p>
-      <w:pPr>
-        <w:spacing w:after="160" w:before="0" w:line="276" w:lineRule="auto"/>
-        <w:jc w:val="center"/>
-      </w:pPr>
-      <w:r>
-        <w:rPr>
-          <w:rFonts w:ascii="Times New Roman" w:hAnsi="Times New Roman" w:eastAsia="FangSong" w:cs="Times New Roman"/>
-          <w:b w:val="0"/>
-          <w:color w:val="5B6975"/>
-          <w:sz w:val="24"/>
-        </w:rPr>
-        <w:t>题量</w:t>
-      </w:r>
-      <w:r>
-        <w:rPr>
-          <w:rFonts w:ascii="Times New Roman" w:hAnsi="Times New Roman" w:eastAsia="Times New Roman" w:cs="Times New Roman"/>
-          <w:b w:val="0"/>
-          <w:color w:val="5B6975"/>
-          <w:sz w:val="24"/>
-        </w:rPr>
-        <w:t>：10</w:t>
-      </w:r>
-    </w:p>
-    <w:p>
-      <w:pPr>
-        <w:spacing w:after="160" w:before="0" w:line="276" w:lineRule="auto"/>
-        <w:jc w:val="center"/>
-      </w:pPr>
-      <w:r>
-        <w:rPr>
-          <w:rFonts w:ascii="Times New Roman" w:hAnsi="Times New Roman" w:eastAsia="FangSong" w:cs="Times New Roman"/>
-          <w:b w:val="0"/>
-          <w:color w:val="5B6975"/>
-          <w:sz w:val="24"/>
-        </w:rPr>
-        <w:t>版本</w:t>
-      </w:r>
-      <w:r>
-        <w:rPr>
-          <w:rFonts w:ascii="Times New Roman" w:hAnsi="Times New Roman" w:eastAsia="Times New Roman" w:cs="Times New Roman"/>
-          <w:b w:val="0"/>
-          <w:color w:val="5B6975"/>
-          <w:sz w:val="24"/>
-        </w:rPr>
-        <w:t>：</w:t>
-      </w:r>
-      <w:r>
-        <w:rPr>
-          <w:rFonts w:ascii="Times New Roman" w:hAnsi="Times New Roman" w:eastAsia="FangSong" w:cs="Times New Roman"/>
-          <w:b w:val="0"/>
-          <w:color w:val="5B6975"/>
-          <w:sz w:val="24"/>
-        </w:rPr>
-        <w:t>教师版</w:t>
-      </w:r>
-      <w:r>
-        <w:rPr>
-          <w:rFonts w:ascii="Times New Roman" w:hAnsi="Times New Roman" w:eastAsia="Times New Roman" w:cs="Times New Roman"/>
-          <w:b w:val="0"/>
-          <w:color w:val="5B6975"/>
-          <w:sz w:val="24"/>
-        </w:rPr>
-        <w:t>（</w:t>
-      </w:r>
-      <w:r>
-        <w:rPr>
-          <w:rFonts w:ascii="Times New Roman" w:hAnsi="Times New Roman" w:eastAsia="FangSong" w:cs="Times New Roman"/>
-          <w:b w:val="0"/>
-          <w:color w:val="5B6975"/>
-          <w:sz w:val="24"/>
-        </w:rPr>
-        <w:t>含答案</w:t>
-      </w:r>
-      <w:r>
-        <w:rPr>
-          <w:rFonts w:ascii="Times New Roman" w:hAnsi="Times New Roman" w:eastAsia="Times New Roman" w:cs="Times New Roman"/>
-          <w:b w:val="0"/>
-          <w:color w:val="5B6975"/>
-          <w:sz w:val="24"/>
-        </w:rPr>
-        <w:t>）</w:t>
-      </w:r>
-    </w:p>
-    <w:p>
-      <w:pPr>
-        <w:spacing w:after="160" w:before="0" w:line="276" w:lineRule="auto"/>
-        <w:jc w:val="center"/>
-      </w:pPr>
-      <w:r>
-        <w:rPr>
-          <w:rFonts w:ascii="Times New Roman" w:hAnsi="Times New Roman" w:eastAsia="FangSong" w:cs="Times New Roman"/>
-          <w:b w:val="0"/>
-          <w:color w:val="5B6975"/>
-          <w:sz w:val="24"/>
-        </w:rPr>
-        <w:t>日期</w:t>
-      </w:r>
-      <w:r>
-        <w:rPr>
-          <w:rFonts w:ascii="Times New Roman" w:hAnsi="Times New Roman" w:eastAsia="Times New Roman" w:cs="Times New Roman"/>
-          <w:b w:val="0"/>
-          <w:color w:val="5B6975"/>
-          <w:sz w:val="24"/>
-        </w:rPr>
-        <w:t>：2026-09-06</w:t>
-      </w:r>
-    </w:p>
-    <w:p>
-      <w:pPr>
-        <w:jc w:val="center"/>
-      </w:pPr>
-      <w:r>
-        <w:rPr>
-          <w:rFonts w:ascii="Times New Roman" w:hAnsi="Times New Roman" w:eastAsia="Times New Roman" w:cs="Times New Roman"/>
-        </w:rPr>
-        <w:br w:type="page"/>
-      </w:r>
-    </w:p>
     <w:p>
       <w:pPr>
         <w:pStyle w:val="Heading1"/>
